--- a/Tarea1/Informe/Informe.docx
+++ b/Tarea1/Informe/Informe.docx
@@ -581,6 +581,7 @@
           <w:sz w:val="36"/>
           <w:szCs w:val="36"/>
         </w:rPr>
+        <w:keepNext w:val="1"/>
       </w:pPr>
       <w:r>
         <w:rPr>
@@ -636,6 +637,7 @@
           <w:sz w:val="36"/>
           <w:szCs w:val="36"/>
         </w:rPr>
+        <w:keepNext w:val="1"/>
       </w:pPr>
       <w:r>
         <w:rPr>
@@ -674,6 +676,7 @@
           <w:sz w:val="36"/>
           <w:szCs w:val="36"/>
         </w:rPr>
+        <w:keepNext w:val="1"/>
       </w:pPr>
       <w:r>
         <w:rPr>
@@ -771,6 +774,24 @@
           <w:szCs w:val="24"/>
           <w:rtl w:val="0"/>
         </w:rPr>
+        <w:t>● Permitir que un estudiante siga a otros usuarios con intereses similares o que puedan ofrecer mentoría, sin requerir aceptación.</w:t>
+      </w:r>
+    </w:p>
+    <w:p>
+      <w:pPr>
+        <w:spacing w:line="331.2" w:lineRule="auto"/>
+        <w:ind w:left="800" w:hanging="260"/>
+        <w:rPr>
+          <w:sz w:val="24"/>
+          <w:szCs w:val="24"/>
+        </w:rPr>
+      </w:pPr>
+      <w:r>
+        <w:rPr>
+          <w:sz w:val="24"/>
+          <w:szCs w:val="24"/>
+          <w:rtl w:val="0"/>
+        </w:rPr>
         <w:t xml:space="preserve">● Permitir la creación de publicaciones de diferente tipo, como preguntas, recursos, noticias o contenido relacionado con la vida universitaria.</w:t>
       </w:r>
     </w:p>
@@ -872,6 +893,7 @@
           <w:sz w:val="36"/>
           <w:szCs w:val="36"/>
         </w:rPr>
+        <w:keepNext w:val="1"/>
       </w:pPr>
       <w:r>
         <w:rPr>
@@ -908,6 +930,7 @@
           <w:sz w:val="30"/>
           <w:szCs w:val="30"/>
         </w:rPr>
+        <w:keepNext w:val="1"/>
       </w:pPr>
       <w:r>
         <w:rPr>
@@ -949,7 +972,7 @@
           <w:szCs w:val="24"/>
           <w:rtl w:val="0"/>
         </w:rPr>
-        <w:t xml:space="preserve">Por ejemplo, un usuario puede publicar contenido, pertenecer a grupos, crear eventos, participar en chats, enviar mensajes y solicitar conexiones con otros estudiantes.</w:t>
+        <w:t>Por ejemplo, un usuario puede publicar contenido, pertenecer a grupos, crear eventos, participar en chats, enviar mensajes, seguir a otros estudiantes y solicitar conexiones.</w:t>
       </w:r>
     </w:p>
     <w:p>
@@ -959,6 +982,7 @@
           <w:sz w:val="30"/>
           <w:szCs w:val="30"/>
         </w:rPr>
+        <w:keepNext w:val="1"/>
       </w:pPr>
       <w:r>
         <w:rPr>
@@ -1010,6 +1034,7 @@
           <w:sz w:val="30"/>
           <w:szCs w:val="30"/>
         </w:rPr>
+        <w:keepNext w:val="1"/>
       </w:pPr>
       <w:r>
         <w:rPr>
@@ -1061,6 +1086,7 @@
           <w:sz w:val="30"/>
           <w:szCs w:val="30"/>
         </w:rPr>
+        <w:keepNext w:val="1"/>
       </w:pPr>
       <w:r>
         <w:rPr>
@@ -1112,6 +1138,7 @@
           <w:sz w:val="30"/>
           <w:szCs w:val="30"/>
         </w:rPr>
+        <w:keepNext w:val="1"/>
       </w:pPr>
       <w:r>
         <w:rPr>
@@ -1163,6 +1190,7 @@
           <w:sz w:val="30"/>
           <w:szCs w:val="30"/>
         </w:rPr>
+        <w:keepNext w:val="1"/>
       </w:pPr>
       <w:r>
         <w:rPr>
@@ -1214,6 +1242,7 @@
           <w:sz w:val="30"/>
           <w:szCs w:val="30"/>
         </w:rPr>
+        <w:keepNext w:val="1"/>
       </w:pPr>
       <w:r>
         <w:rPr>
@@ -1265,6 +1294,7 @@
           <w:sz w:val="30"/>
           <w:szCs w:val="30"/>
         </w:rPr>
+        <w:keepNext w:val="1"/>
       </w:pPr>
       <w:r>
         <w:rPr>
@@ -1318,6 +1348,7 @@
           <w:sz w:val="36"/>
           <w:szCs w:val="36"/>
         </w:rPr>
+        <w:keepNext w:val="1"/>
       </w:pPr>
       <w:r>
         <w:rPr>
@@ -1354,6 +1385,7 @@
           <w:sz w:val="30"/>
           <w:szCs w:val="30"/>
         </w:rPr>
+        <w:keepNext w:val="1"/>
       </w:pPr>
       <w:r>
         <w:rPr>
@@ -1371,6 +1403,7 @@
           <w:sz w:val="24"/>
           <w:szCs w:val="24"/>
         </w:rPr>
+        <w:keepNext w:val="1"/>
       </w:pPr>
       <w:r>
         <w:rPr>
@@ -1567,6 +1600,7 @@
           <w:sz w:val="30"/>
           <w:szCs w:val="30"/>
         </w:rPr>
+        <w:keepNext w:val="1"/>
       </w:pPr>
       <w:r>
         <w:rPr>
@@ -1584,6 +1618,7 @@
           <w:sz w:val="24"/>
           <w:szCs w:val="24"/>
         </w:rPr>
+        <w:keepNext w:val="1"/>
       </w:pPr>
       <w:r>
         <w:rPr>
@@ -1690,6 +1725,7 @@
           <w:sz w:val="30"/>
           <w:szCs w:val="30"/>
         </w:rPr>
+        <w:keepNext w:val="1"/>
       </w:pPr>
       <w:r>
         <w:rPr>
@@ -1707,6 +1743,7 @@
           <w:sz w:val="24"/>
           <w:szCs w:val="24"/>
         </w:rPr>
+        <w:keepNext w:val="1"/>
       </w:pPr>
       <w:r>
         <w:rPr>
@@ -1849,6 +1886,7 @@
           <w:sz w:val="30"/>
           <w:szCs w:val="30"/>
         </w:rPr>
+        <w:keepNext w:val="1"/>
       </w:pPr>
       <w:r>
         <w:rPr>
@@ -1866,6 +1904,7 @@
           <w:sz w:val="24"/>
           <w:szCs w:val="24"/>
         </w:rPr>
+        <w:keepNext w:val="1"/>
       </w:pPr>
       <w:r>
         <w:rPr>
@@ -2026,6 +2065,7 @@
           <w:sz w:val="30"/>
           <w:szCs w:val="30"/>
         </w:rPr>
+        <w:keepNext w:val="1"/>
       </w:pPr>
       <w:r>
         <w:rPr>
@@ -2043,6 +2083,7 @@
           <w:sz w:val="24"/>
           <w:szCs w:val="24"/>
         </w:rPr>
+        <w:keepNext w:val="1"/>
       </w:pPr>
       <w:r>
         <w:rPr>
@@ -2131,6 +2172,7 @@
           <w:sz w:val="30"/>
           <w:szCs w:val="30"/>
         </w:rPr>
+        <w:keepNext w:val="1"/>
       </w:pPr>
       <w:r>
         <w:rPr>
@@ -2148,6 +2190,7 @@
           <w:sz w:val="24"/>
           <w:szCs w:val="24"/>
         </w:rPr>
+        <w:keepNext w:val="1"/>
       </w:pPr>
       <w:r>
         <w:rPr>
@@ -2254,6 +2297,7 @@
           <w:sz w:val="30"/>
           <w:szCs w:val="30"/>
         </w:rPr>
+        <w:keepNext w:val="1"/>
       </w:pPr>
       <w:r>
         <w:rPr>
@@ -2271,6 +2315,7 @@
           <w:sz w:val="24"/>
           <w:szCs w:val="24"/>
         </w:rPr>
+        <w:keepNext w:val="1"/>
       </w:pPr>
       <w:r>
         <w:rPr>
@@ -2395,6 +2440,7 @@
           <w:sz w:val="30"/>
           <w:szCs w:val="30"/>
         </w:rPr>
+        <w:keepNext w:val="1"/>
       </w:pPr>
       <w:r>
         <w:rPr>
@@ -2412,6 +2458,7 @@
           <w:sz w:val="24"/>
           <w:szCs w:val="24"/>
         </w:rPr>
+        <w:keepNext w:val="1"/>
       </w:pPr>
       <w:r>
         <w:rPr>
@@ -2537,6 +2584,7 @@
           <w:sz w:val="36"/>
           <w:szCs w:val="36"/>
         </w:rPr>
+        <w:keepNext w:val="1"/>
       </w:pPr>
       <w:r>
         <w:rPr>
@@ -2573,6 +2621,7 @@
           <w:sz w:val="30"/>
           <w:szCs w:val="30"/>
         </w:rPr>
+        <w:keepNext w:val="1"/>
       </w:pPr>
       <w:r>
         <w:rPr>
@@ -2590,6 +2639,7 @@
           <w:sz w:val="24"/>
           <w:szCs w:val="24"/>
         </w:rPr>
+        <w:keepNext w:val="1"/>
       </w:pPr>
       <w:r>
         <w:rPr>
@@ -2643,6 +2693,7 @@
           <w:sz w:val="30"/>
           <w:szCs w:val="30"/>
         </w:rPr>
+        <w:keepNext w:val="1"/>
       </w:pPr>
       <w:r>
         <w:rPr>
@@ -2660,6 +2711,7 @@
           <w:sz w:val="24"/>
           <w:szCs w:val="24"/>
         </w:rPr>
+        <w:keepNext w:val="1"/>
       </w:pPr>
       <w:r>
         <w:rPr>
@@ -2711,6 +2763,7 @@
           <w:sz w:val="30"/>
           <w:szCs w:val="30"/>
         </w:rPr>
+        <w:keepNext w:val="1"/>
       </w:pPr>
       <w:r>
         <w:rPr>
@@ -2746,6 +2799,7 @@
           <w:sz w:val="27"/>
           <w:szCs w:val="27"/>
         </w:rPr>
+        <w:keepNext w:val="1"/>
       </w:pPr>
       <w:r>
         <w:rPr>
@@ -2764,6 +2818,7 @@
           <w:sz w:val="24"/>
           <w:szCs w:val="24"/>
         </w:rPr>
+        <w:keepNext w:val="1"/>
       </w:pPr>
       <w:r>
         <w:rPr>
@@ -2816,6 +2871,7 @@
           <w:sz w:val="27"/>
           <w:szCs w:val="27"/>
         </w:rPr>
+        <w:keepNext w:val="1"/>
       </w:pPr>
       <w:r>
         <w:rPr>
@@ -2834,6 +2890,7 @@
           <w:sz w:val="24"/>
           <w:szCs w:val="24"/>
         </w:rPr>
+        <w:keepNext w:val="1"/>
       </w:pPr>
       <w:r>
         <w:rPr>
@@ -2885,6 +2942,7 @@
           <w:sz w:val="30"/>
           <w:szCs w:val="30"/>
         </w:rPr>
+        <w:keepNext w:val="1"/>
       </w:pPr>
       <w:r>
         <w:rPr>
@@ -2920,6 +2978,7 @@
           <w:sz w:val="27"/>
           <w:szCs w:val="27"/>
         </w:rPr>
+        <w:keepNext w:val="1"/>
       </w:pPr>
       <w:r>
         <w:rPr>
@@ -2938,6 +2997,7 @@
           <w:sz w:val="24"/>
           <w:szCs w:val="24"/>
         </w:rPr>
+        <w:keepNext w:val="1"/>
       </w:pPr>
       <w:r>
         <w:rPr>
@@ -2990,6 +3050,7 @@
           <w:sz w:val="27"/>
           <w:szCs w:val="27"/>
         </w:rPr>
+        <w:keepNext w:val="1"/>
       </w:pPr>
       <w:r>
         <w:rPr>
@@ -3008,6 +3069,7 @@
           <w:sz w:val="24"/>
           <w:szCs w:val="24"/>
         </w:rPr>
+        <w:keepNext w:val="1"/>
       </w:pPr>
       <w:r>
         <w:rPr>
@@ -3059,6 +3121,7 @@
           <w:sz w:val="30"/>
           <w:szCs w:val="30"/>
         </w:rPr>
+        <w:keepNext w:val="1"/>
       </w:pPr>
       <w:r>
         <w:rPr>
@@ -3076,6 +3139,7 @@
           <w:sz w:val="24"/>
           <w:szCs w:val="24"/>
         </w:rPr>
+        <w:keepNext w:val="1"/>
       </w:pPr>
       <w:r>
         <w:rPr>
@@ -3127,6 +3191,7 @@
           <w:sz w:val="30"/>
           <w:szCs w:val="30"/>
         </w:rPr>
+        <w:keepNext w:val="1"/>
       </w:pPr>
       <w:r>
         <w:rPr>
@@ -3144,6 +3209,7 @@
           <w:sz w:val="24"/>
           <w:szCs w:val="24"/>
         </w:rPr>
+        <w:keepNext w:val="1"/>
       </w:pPr>
       <w:r>
         <w:rPr>
@@ -3197,6 +3263,7 @@
           <w:sz w:val="30"/>
           <w:szCs w:val="30"/>
         </w:rPr>
+        <w:keepNext w:val="1"/>
       </w:pPr>
       <w:r>
         <w:rPr>
@@ -3214,6 +3281,7 @@
           <w:sz w:val="24"/>
           <w:szCs w:val="24"/>
         </w:rPr>
+        <w:keepNext w:val="1"/>
       </w:pPr>
       <w:r>
         <w:rPr>
@@ -3267,6 +3335,7 @@
           <w:sz w:val="30"/>
           <w:szCs w:val="30"/>
         </w:rPr>
+        <w:keepNext w:val="1"/>
       </w:pPr>
       <w:r>
         <w:rPr>
@@ -3284,6 +3353,7 @@
           <w:sz w:val="24"/>
           <w:szCs w:val="24"/>
         </w:rPr>
+        <w:keepNext w:val="1"/>
       </w:pPr>
       <w:r>
         <w:rPr>
@@ -3328,6 +3398,110 @@
           <w:rtl w:val="0"/>
         </w:rPr>
         <w:t xml:space="preserve">Esta relación permite representar el envío de imágenes, documentos u otros recursos dentro de una conversación.</w:t>
+      </w:r>
+    </w:p>
+    <w:p>
+      <w:pPr>
+        <w:spacing w:after="100" w:before="280" w:line="331.2" w:lineRule="auto"/>
+        <w:rPr>
+          <w:sz w:val="30"/>
+          <w:szCs w:val="30"/>
+        </w:rPr>
+        <w:keepNext w:val="1"/>
+      </w:pPr>
+      <w:r>
+        <w:rPr>
+          <w:sz w:val="30"/>
+          <w:szCs w:val="30"/>
+          <w:rtl w:val="0"/>
+        </w:rPr>
+        <w:t>6.9 Usuario – Usuario</w:t>
+      </w:r>
+    </w:p>
+    <w:p>
+      <w:pPr>
+        <w:spacing w:line="331.2" w:lineRule="auto"/>
+        <w:rPr>
+          <w:sz w:val="24"/>
+          <w:szCs w:val="24"/>
+        </w:rPr>
+        <w:keepNext w:val="1"/>
+      </w:pPr>
+      <w:r>
+        <w:rPr>
+          <w:sz w:val="24"/>
+          <w:szCs w:val="24"/>
+          <w:rtl w:val="0"/>
+        </w:rPr>
+        <w:t>Relación: SIGUE | Cardinalidad: M:N.</w:t>
+      </w:r>
+    </w:p>
+    <w:p>
+      <w:pPr>
+        <w:spacing w:line="331.2" w:lineRule="auto"/>
+        <w:rPr>
+          <w:sz w:val="24"/>
+          <w:szCs w:val="24"/>
+        </w:rPr>
+      </w:pPr>
+      <w:r>
+        <w:rPr>
+          <w:sz w:val="24"/>
+          <w:szCs w:val="24"/>
+          <w:rtl w:val="0"/>
+        </w:rPr>
+        <w:t>Un usuario, en el rol de seguidor, puede seguir a cero o muchos usuarios. Un usuario, en el rol de seguido, puede tener cero o muchos seguidores. Cada seguimiento vincula a un único seguidor con un único seguido.</w:t>
+      </w:r>
+    </w:p>
+    <w:p>
+      <w:pPr>
+        <w:spacing w:line="331.2" w:lineRule="auto"/>
+        <w:rPr>
+          <w:sz w:val="24"/>
+          <w:szCs w:val="24"/>
+        </w:rPr>
+      </w:pPr>
+      <w:r>
+        <w:rPr>
+          <w:sz w:val="24"/>
+          <w:szCs w:val="24"/>
+          <w:rtl w:val="0"/>
+        </w:rPr>
+        <w:t>SIGUE es una relación recursiva y dirigida: si Ana sigue a Luis, esto no implica que Luis siga a Ana. No se requiere una solicitud ni aceptación, y el seguimiento es independiente de Conexión.</w:t>
+      </w:r>
+    </w:p>
+    <w:p>
+      <w:pPr>
+        <w:spacing w:line="331.2" w:lineRule="auto"/>
+        <w:rPr>
+          <w:sz w:val="24"/>
+          <w:szCs w:val="24"/>
+        </w:rPr>
+      </w:pPr>
+      <w:r>
+        <w:rPr>
+          <w:sz w:val="24"/>
+          <w:szCs w:val="24"/>
+          <w:rtl w:val="0"/>
+        </w:rPr>
+        <w:t>Fecha_seguimiento: registra cuándo comenzó el seguimiento y pertenece a la relación, porque depende del par de usuarios.</w:t>
+      </w:r>
+    </w:p>
+    <w:p>
+      <w:pPr>
+        <w:spacing w:line="331.2" w:lineRule="auto"/>
+        <w:rPr>
+          <w:sz w:val="24"/>
+          <w:szCs w:val="24"/>
+        </w:rPr>
+      </w:pPr>
+      <w:r>
+        <w:rPr>
+          <w:sz w:val="24"/>
+          <w:szCs w:val="24"/>
+          <w:rtl w:val="0"/>
+        </w:rPr>
+        <w:t>Reglas: el seguidor y el seguido deben ser distintos, y cada par ordenado (seguidor, seguido) puede aparecer una sola vez. Los pares (Ana, Luis) y (Luis, Ana) son distintos y pueden coexistir.</w:t>
       </w:r>
     </w:p>
     <w:p>
@@ -3356,6 +3530,7 @@
           <w:sz w:val="36"/>
           <w:szCs w:val="36"/>
         </w:rPr>
+        <w:keepNext w:val="1"/>
       </w:pPr>
       <w:r>
         <w:rPr>
@@ -3417,9 +3592,9 @@
         </w:rPr>
         <w:drawing>
           <wp:inline distB="114300" distT="114300" distL="114300" distR="114300">
-            <wp:extent cx="5731200" cy="4902200"/>
+            <wp:extent cx="5731200" cy="4898898"/>
             <wp:effectExtent b="0" l="0" r="0" t="0"/>
-            <wp:docPr id="1" name="image1.png"/>
+            <wp:docPr id="1" name="image1.png" descr="MER con ocho entidades y doce relaciones: incluye SIGUE entre usuarios y conserva Conexión."/>
             <a:graphic>
               <a:graphicData uri="http://schemas.openxmlformats.org/drawingml/2006/picture">
                 <pic:pic>
@@ -3437,7 +3612,7 @@
                   <pic:spPr>
                     <a:xfrm>
                       <a:off x="0" y="0"/>
-                      <a:ext cx="5731200" cy="4902200"/>
+                      <a:ext cx="5731200" cy="4898898"/>
                     </a:xfrm>
                     <a:prstGeom prst="rect"/>
                     <a:ln/>
@@ -3485,7 +3660,7 @@
           <w:szCs w:val="24"/>
           <w:rtl w:val="0"/>
         </w:rPr>
-        <w:t xml:space="preserve">El diagrama contiene ocho entidades. Las etiquetas 1:N y M:N indican las cardinalidades máximas; en ADJUNTA se explicita además la participación opcional. Conexión se relaciona con Usuario mediante SOLICITA y RECIBE, ambas 1:N. Los nombres de atributos se muestran en minúsculas y sin tildes para facilitar su lectura técnica.</w:t>
+        <w:t>El diagrama contiene ocho entidades y doce relaciones. Las etiquetas 1:N y M:N indican las cardinalidades máximas. SIGUE es una relación recursiva entre usuarios, con los roles seguidor y seguido; ambos admiten cero o muchas participaciones. Conexión conserva SOLICITA y RECIBE, ambas 1:N. Los nombres de atributos se muestran en minúsculas y sin tildes.</w:t>
       </w:r>
     </w:p>
     <w:p>
@@ -3497,6 +3672,7 @@
           <w:sz w:val="36"/>
           <w:szCs w:val="36"/>
         </w:rPr>
+        <w:keepNext w:val="1"/>
       </w:pPr>
       <w:r>
         <w:rPr>
@@ -3533,6 +3709,7 @@
           <w:sz w:val="30"/>
           <w:szCs w:val="30"/>
         </w:rPr>
+        <w:keepNext w:val="1"/>
       </w:pPr>
       <w:r>
         <w:rPr>
@@ -3584,6 +3761,7 @@
           <w:sz w:val="30"/>
           <w:szCs w:val="30"/>
         </w:rPr>
+        <w:keepNext w:val="1"/>
       </w:pPr>
       <w:r>
         <w:rPr>
@@ -3642,7 +3820,7 @@
           <w:szCs w:val="24"/>
           <w:rtl w:val="0"/>
         </w:rPr>
-        <w:t xml:space="preserve">Este diseño interpreta la conexión entre compañeros como un vínculo que requiere aceptación. No representa un seguimiento unilateral: si la actividad exige también seguir usuarios sin aceptación, esa función necesitaría una relación adicional.</w:t>
+        <w:t>El seguimiento y la conexión son independientes. SIGUE permite seguir a otro estudiante sin aceptación ni reciprocidad. Conexión conserva las solicitudes y su aceptación o rechazo. Seguir a alguien no crea ni acepta una conexión, y aceptar una conexión no crea seguimientos automáticamente.</w:t>
       </w:r>
     </w:p>
     <w:p>
@@ -3652,6 +3830,7 @@
           <w:sz w:val="30"/>
           <w:szCs w:val="30"/>
         </w:rPr>
+        <w:keepNext w:val="1"/>
       </w:pPr>
       <w:r>
         <w:rPr>
@@ -3720,6 +3899,7 @@
           <w:sz w:val="30"/>
           <w:szCs w:val="30"/>
         </w:rPr>
+        <w:keepNext w:val="1"/>
       </w:pPr>
       <w:r>
         <w:rPr>
@@ -3805,6 +3985,7 @@
           <w:sz w:val="30"/>
           <w:szCs w:val="30"/>
         </w:rPr>
+        <w:keepNext w:val="1"/>
       </w:pPr>
       <w:r>
         <w:rPr>
@@ -3889,6 +4070,24 @@
     <w:p>
       <w:pPr>
         <w:spacing w:line="331.2" w:lineRule="auto"/>
+        <w:ind w:left="800" w:hanging="260"/>
+        <w:rPr>
+          <w:sz w:val="24"/>
+          <w:szCs w:val="24"/>
+        </w:rPr>
+      </w:pPr>
+      <w:r>
+        <w:rPr>
+          <w:sz w:val="24"/>
+          <w:szCs w:val="24"/>
+          <w:rtl w:val="0"/>
+        </w:rPr>
+        <w:t>● Usuario – Usuario, mediante SIGUE.</w:t>
+      </w:r>
+    </w:p>
+    <w:p>
+      <w:pPr>
+        <w:spacing w:line="331.2" w:lineRule="auto"/>
         <w:rPr>
           <w:sz w:val="24"/>
           <w:szCs w:val="24"/>
@@ -3910,6 +4109,7 @@
           <w:sz w:val="30"/>
           <w:szCs w:val="30"/>
         </w:rPr>
+        <w:keepNext w:val="1"/>
       </w:pPr>
       <w:r>
         <w:rPr>
@@ -3934,7 +4134,7 @@
           <w:szCs w:val="24"/>
           <w:rtl w:val="0"/>
         </w:rPr>
-        <w:t xml:space="preserve">Se definieron atributos propios para las relaciones PERTENECE y PARTICIPA. Estos atributos se incluyen en el diagrama junto al nombre de cada relación. Las fechas y el estado de las conexiones se almacenan en la entidad Conexión.</w:t>
+        <w:t>Se definieron atributos propios para las relaciones PERTENECE, PARTICIPA y SIGUE. Estos atributos se incluyen en el diagrama junto al nombre de cada relación. Las fechas y el estado de las solicitudes de conexión se almacenan en la entidad Conexión.</w:t>
       </w:r>
     </w:p>
     <w:p>
@@ -3993,6 +4193,24 @@
     <w:p>
       <w:pPr>
         <w:spacing w:line="331.2" w:lineRule="auto"/>
+        <w:ind w:left="800" w:hanging="260"/>
+        <w:rPr>
+          <w:sz w:val="24"/>
+          <w:szCs w:val="24"/>
+        </w:rPr>
+      </w:pPr>
+      <w:r>
+        <w:rPr>
+          <w:sz w:val="24"/>
+          <w:szCs w:val="24"/>
+          <w:rtl w:val="0"/>
+        </w:rPr>
+        <w:t>● Fecha_seguimiento en SIGUE (Usuario–Usuario): registra el inicio del seguimiento entre el seguidor y el seguido.</w:t>
+      </w:r>
+    </w:p>
+    <w:p>
+      <w:pPr>
+        <w:spacing w:line="331.2" w:lineRule="auto"/>
         <w:rPr>
           <w:sz w:val="24"/>
           <w:szCs w:val="24"/>
@@ -4014,6 +4232,7 @@
           <w:sz w:val="30"/>
           <w:szCs w:val="30"/>
         </w:rPr>
+        <w:keepNext w:val="1"/>
       </w:pPr>
       <w:r>
         <w:rPr>
@@ -4084,6 +4303,7 @@
           <w:sz w:val="36"/>
           <w:szCs w:val="36"/>
         </w:rPr>
+        <w:keepNext w:val="1"/>
       </w:pPr>
       <w:r>
         <w:rPr>
@@ -4103,6 +4323,7 @@
           <w:sz w:val="27"/>
           <w:szCs w:val="27"/>
         </w:rPr>
+        <w:keepNext w:val="1"/>
       </w:pPr>
       <w:r>
         <w:rPr>
@@ -4222,6 +4443,7 @@
           <w:sz w:val="36"/>
           <w:szCs w:val="36"/>
         </w:rPr>
+        <w:keepNext w:val="1"/>
       </w:pPr>
       <w:r>
         <w:rPr>

--- a/Tarea1/Informe/Informe.docx
+++ b/Tarea1/Informe/Informe.docx
@@ -464,44 +464,23 @@
           <w:sz w:val="24"/>
           <w:szCs w:val="24"/>
         </w:rPr>
-        <w:t>En esta actividad se busca diseñar el modelo conceptual de una base de datos para una red social estudiantil de la Institución Universitaria Pascual Bravo. La idea principal es representar de forma organizada la información necesaria para que los estudiant</w:t>
-      </w:r>
-      <w:r>
-        <w:rPr>
-          <w:sz w:val="24"/>
-          <w:szCs w:val="24"/>
-        </w:rPr>
-        <w:t>es puedan crear su perfil, conectarse con otros compañeros, realizar publicaciones, participar en grupos, crear eventos y comunicarse por medio de chats.</w:t>
-      </w:r>
-    </w:p>
-    <w:p>
-      <w:pPr>
-        <w:spacing w:line="331" w:lineRule="auto"/>
-        <w:rPr>
-          <w:sz w:val="24"/>
-          <w:szCs w:val="24"/>
-        </w:rPr>
-      </w:pPr>
-      <w:r>
-        <w:rPr>
-          <w:sz w:val="24"/>
-          <w:szCs w:val="24"/>
-        </w:rPr>
-        <w:t>Para desarrollar la actividad se utilizará el Modelo Entidad-Relación (MER), identificando las entidad</w:t>
-      </w:r>
-      <w:r>
-        <w:rPr>
-          <w:sz w:val="24"/>
-          <w:szCs w:val="24"/>
-        </w:rPr>
-        <w:t>es principales del sistema, sus atributos, las relaciones que existen entre ellas y sus respectivas cardinalidades. Con esto se busca tener una estructura clara de cómo funcionará la base de datos antes de pasar posteriormente al modelo lógico y a su imple</w:t>
-      </w:r>
-      <w:r>
-        <w:rPr>
-          <w:sz w:val="24"/>
-          <w:szCs w:val="24"/>
-        </w:rPr>
-        <w:t>mentación.</w:t>
+        <w:t>En esta actividad se busca diseñar el modelo conceptual de una base de datos para una red social estudiantil de la Institución Universitaria Pascual Bravo. La idea principal es representar de forma organizada la información necesaria para que los estudiantes puedan crear su perfil, conectarse con otros compañeros, realizar publicaciones, participar en grupos, crear eventos y comunicarse por medio de chats.</w:t>
+      </w:r>
+    </w:p>
+    <w:p>
+      <w:pPr>
+        <w:spacing w:line="331" w:lineRule="auto"/>
+        <w:rPr>
+          <w:sz w:val="24"/>
+          <w:szCs w:val="24"/>
+        </w:rPr>
+      </w:pPr>
+      <w:r>
+        <w:rPr>
+          <w:sz w:val="24"/>
+          <w:szCs w:val="24"/>
+        </w:rPr>
+        <w:t>Para desarrollar la actividad se utilizará el Modelo Entidad-Relación (MER), identificando las entidades principales del sistema, sus atributos, las relaciones que existen entre ellas y sus respectivas cardinalidades. Con esto se busca tener una estructura clara de cómo funcionará la base de datos antes de pasar posteriormente al modelo lógico y a su implementación.</w:t>
       </w:r>
     </w:p>
     <w:p>
@@ -538,14 +517,7 @@
           <w:sz w:val="24"/>
           <w:szCs w:val="24"/>
         </w:rPr>
-        <w:t xml:space="preserve">Diseñar el modelo conceptual de una base de datos para la Red Social Pascualina utilizando el Modelo Entidad-Relación, identificando las entidades, atributos, relaciones y cardinalidades necesarias para representar correctamente las </w:t>
-      </w:r>
-      <w:r>
-        <w:rPr>
-          <w:sz w:val="24"/>
-          <w:szCs w:val="24"/>
-        </w:rPr>
-        <w:t>funcionalidades planteadas en el caso.</w:t>
+        <w:t>Diseñar el modelo conceptual de una base de datos para la Red Social Pascualina utilizando el Modelo Entidad-Relación, identificando las entidades, atributos, relaciones y cardinalidades necesarias para representar correctamente las funcionalidades planteadas en el caso.</w:t>
       </w:r>
     </w:p>
     <w:p>
@@ -582,14 +554,7 @@
           <w:sz w:val="24"/>
           <w:szCs w:val="24"/>
         </w:rPr>
-        <w:t xml:space="preserve">La Red Social Pascualina busca mejorar la comunicación y la interacción entre los estudiantes por medio de una plataforma más cercana y menos formal que las herramientas institucionales que </w:t>
-      </w:r>
-      <w:r>
-        <w:rPr>
-          <w:sz w:val="24"/>
-          <w:szCs w:val="24"/>
-        </w:rPr>
-        <w:t>ya existen.</w:t>
+        <w:t>La Red Social Pascualina busca mejorar la comunicación y la interacción entre los estudiantes por medio de una plataforma más cercana y menos formal que las herramientas institucionales que ya existen.</w:t>
       </w:r>
     </w:p>
     <w:p>
@@ -639,14 +604,7 @@
           <w:sz w:val="24"/>
           <w:szCs w:val="24"/>
         </w:rPr>
-        <w:t>● Permitir que un estudi</w:t>
-      </w:r>
-      <w:r>
-        <w:rPr>
-          <w:sz w:val="24"/>
-          <w:szCs w:val="24"/>
-        </w:rPr>
-        <w:t>ante solicite una conexión con otro usuario y que el receptor pueda aceptarla o rechazarla.</w:t>
+        <w:t>● Permitir que un estudiante solicite una conexión con otro usuario y que el receptor pueda aceptarla o rechazarla.</w:t>
       </w:r>
     </w:p>
     <w:p>
@@ -680,14 +638,7 @@
           <w:sz w:val="24"/>
           <w:szCs w:val="24"/>
         </w:rPr>
-        <w:t>● Permitir la creación de publica</w:t>
-      </w:r>
-      <w:r>
-        <w:rPr>
-          <w:sz w:val="24"/>
-          <w:szCs w:val="24"/>
-        </w:rPr>
-        <w:t>ciones de diferente tipo, como preguntas, recursos, noticias o contenido relacionado con la vida universitaria.</w:t>
+        <w:t>● Permitir la creación de publicaciones de diferente tipo, como preguntas, recursos, noticias o contenido relacionado con la vida universitaria.</w:t>
       </w:r>
     </w:p>
     <w:p>
@@ -722,14 +673,7 @@
           <w:szCs w:val="24"/>
         </w:rPr>
         <w:lastRenderedPageBreak/>
-        <w:t>● Permitir crear eventos y que los est</w:t>
-      </w:r>
-      <w:r>
-        <w:rPr>
-          <w:sz w:val="24"/>
-          <w:szCs w:val="24"/>
-        </w:rPr>
-        <w:t>udiantes puedan participar en estos.</w:t>
+        <w:t>● Permitir crear eventos y que los estudiantes puedan participar en estos.</w:t>
       </w:r>
     </w:p>
     <w:p>
@@ -779,14 +723,7 @@
           <w:sz w:val="24"/>
           <w:szCs w:val="24"/>
         </w:rPr>
-        <w:t>Estas necesidades se tomaron como base para comenzar a identificar las entidades, atributo</w:t>
-      </w:r>
-      <w:r>
-        <w:rPr>
-          <w:sz w:val="24"/>
-          <w:szCs w:val="24"/>
-        </w:rPr>
-        <w:t>s y relaciones que harán parte del modelo.</w:t>
+        <w:t>Estas necesidades se tomaron como base para comenzar a identificar las entidades, atributos y relaciones que harán parte del modelo.</w:t>
       </w:r>
     </w:p>
     <w:p>
@@ -856,37 +793,23 @@
           <w:sz w:val="24"/>
           <w:szCs w:val="24"/>
         </w:rPr>
-        <w:t>La entidad Usuario representa a cada estudiante que se regist</w:t>
-      </w:r>
-      <w:r>
-        <w:rPr>
-          <w:sz w:val="24"/>
-          <w:szCs w:val="24"/>
-        </w:rPr>
-        <w:t>ra en la red social. Es una de las entidades principales del modelo porque prácticamente todas las acciones de la plataforma parten de un usuario.</w:t>
-      </w:r>
-    </w:p>
-    <w:p>
-      <w:pPr>
-        <w:spacing w:line="331" w:lineRule="auto"/>
-        <w:rPr>
-          <w:sz w:val="24"/>
-          <w:szCs w:val="24"/>
-        </w:rPr>
-      </w:pPr>
-      <w:r>
-        <w:rPr>
-          <w:sz w:val="24"/>
-          <w:szCs w:val="24"/>
-        </w:rPr>
-        <w:t>Por ejemplo, un usuario puede publicar contenido, pertenecer a grupos, crear eventos, participar en chats, en</w:t>
-      </w:r>
-      <w:r>
-        <w:rPr>
-          <w:sz w:val="24"/>
-          <w:szCs w:val="24"/>
-        </w:rPr>
-        <w:t>viar mensajes, seguir a otros estudiantes y solicitar conexiones.</w:t>
+        <w:t>La entidad Usuario representa a cada estudiante que se registra en la red social. Es una de las entidades principales del modelo porque prácticamente todas las acciones de la plataforma parten de un usuario.</w:t>
+      </w:r>
+    </w:p>
+    <w:p>
+      <w:pPr>
+        <w:spacing w:line="331" w:lineRule="auto"/>
+        <w:rPr>
+          <w:sz w:val="24"/>
+          <w:szCs w:val="24"/>
+        </w:rPr>
+      </w:pPr>
+      <w:r>
+        <w:rPr>
+          <w:sz w:val="24"/>
+          <w:szCs w:val="24"/>
+        </w:rPr>
+        <w:t>Por ejemplo, un usuario puede publicar contenido, pertenecer a grupos, crear eventos, participar en chats, enviar mensajes, seguir a otros estudiantes y solicitar conexiones.</w:t>
       </w:r>
     </w:p>
     <w:p>
@@ -935,14 +858,7 @@
           <w:sz w:val="24"/>
           <w:szCs w:val="24"/>
         </w:rPr>
-        <w:t>Se decidió incluir esta entidad porque uno de los requisitos de la red soci</w:t>
-      </w:r>
-      <w:r>
-        <w:rPr>
-          <w:sz w:val="24"/>
-          <w:szCs w:val="24"/>
-        </w:rPr>
-        <w:t>al es permitir que los usuarios compartan preguntas sobre tareas, recursos, noticias relacionadas con tecnología, información académica o incluso contenido relacionado con la vida universitaria.</w:t>
+        <w:t>Se decidió incluir esta entidad porque uno de los requisitos de la red social es permitir que los usuarios compartan preguntas sobre tareas, recursos, noticias relacionadas con tecnología, información académica o incluso contenido relacionado con la vida universitaria.</w:t>
       </w:r>
     </w:p>
     <w:p>
@@ -1007,14 +923,7 @@
           <w:sz w:val="24"/>
           <w:szCs w:val="24"/>
         </w:rPr>
-        <w:t>, crear un club de p</w:t>
-      </w:r>
-      <w:r>
-        <w:rPr>
-          <w:sz w:val="24"/>
-          <w:szCs w:val="24"/>
-        </w:rPr>
-        <w:t>rogramación, videojuegos u otros intereses.</w:t>
+        <w:t>, crear un club de programación, videojuegos u otros intereses.</w:t>
       </w:r>
     </w:p>
     <w:p>
@@ -1081,14 +990,7 @@
           <w:sz w:val="30"/>
           <w:szCs w:val="30"/>
         </w:rPr>
-        <w:t>4.5 Ch</w:t>
-      </w:r>
-      <w:r>
-        <w:rPr>
-          <w:sz w:val="30"/>
-          <w:szCs w:val="30"/>
-        </w:rPr>
-        <w:t>at</w:t>
+        <w:t>4.5 Chat</w:t>
       </w:r>
     </w:p>
     <w:p>
@@ -1153,14 +1055,7 @@
           <w:sz w:val="24"/>
           <w:szCs w:val="24"/>
         </w:rPr>
-        <w:t>La entidad Mensaje represe</w:t>
-      </w:r>
-      <w:r>
-        <w:rPr>
-          <w:sz w:val="24"/>
-          <w:szCs w:val="24"/>
-        </w:rPr>
-        <w:t>nta cada uno de los mensajes enviados dentro de un chat.</w:t>
+        <w:t>La entidad Mensaje representa cada uno de los mensajes enviados dentro de un chat.</w:t>
       </w:r>
     </w:p>
     <w:p>
@@ -1209,14 +1104,7 @@
           <w:sz w:val="24"/>
           <w:szCs w:val="24"/>
         </w:rPr>
-        <w:t>La entidad Archivo representa los documento</w:t>
-      </w:r>
-      <w:r>
-        <w:rPr>
-          <w:sz w:val="24"/>
-          <w:szCs w:val="24"/>
-        </w:rPr>
-        <w:t>s o recursos que un usuario puede compartir dentro de una conversación.</w:t>
+        <w:t>La entidad Archivo representa los documentos o recursos que un usuario puede compartir dentro de una conversación.</w:t>
       </w:r>
     </w:p>
     <w:p>
@@ -1265,37 +1153,23 @@
           <w:sz w:val="24"/>
           <w:szCs w:val="24"/>
         </w:rPr>
-        <w:t>La entidad Conexión representa una solicitud de v</w:t>
-      </w:r>
-      <w:r>
-        <w:rPr>
-          <w:sz w:val="24"/>
-          <w:szCs w:val="24"/>
-        </w:rPr>
-        <w:t>ínculo entre dos estudiantes. Se maneja como una entidad independiente porque permite registrar su estado y las fechas de solicitud y aceptación, sin repetir los datos personales de los usuarios.</w:t>
-      </w:r>
-    </w:p>
-    <w:p>
-      <w:pPr>
-        <w:spacing w:line="331" w:lineRule="auto"/>
-        <w:rPr>
-          <w:sz w:val="24"/>
-          <w:szCs w:val="24"/>
-        </w:rPr>
-      </w:pPr>
-      <w:r>
-        <w:rPr>
-          <w:sz w:val="24"/>
-          <w:szCs w:val="24"/>
-        </w:rPr>
-        <w:t>En total se identificaron ocho entidades principales: Usuari</w:t>
-      </w:r>
-      <w:r>
-        <w:rPr>
-          <w:sz w:val="24"/>
-          <w:szCs w:val="24"/>
-        </w:rPr>
-        <w:t>o, Publicación, Grupo, Evento, Chat, Mensaje, Archivo y Conexión. Con estas entidades se representan las funcionalidades consideradas en el modelo.</w:t>
+        <w:t>La entidad Conexión representa una solicitud de vínculo entre dos estudiantes. Se maneja como una entidad independiente porque permite registrar su estado y las fechas de solicitud y aceptación, sin repetir los datos personales de los usuarios.</w:t>
+      </w:r>
+    </w:p>
+    <w:p>
+      <w:pPr>
+        <w:spacing w:line="331" w:lineRule="auto"/>
+        <w:rPr>
+          <w:sz w:val="24"/>
+          <w:szCs w:val="24"/>
+        </w:rPr>
+      </w:pPr>
+      <w:r>
+        <w:rPr>
+          <w:sz w:val="24"/>
+          <w:szCs w:val="24"/>
+        </w:rPr>
+        <w:t>En total se identificaron ocho entidades principales: Usuario, Publicación, Grupo, Evento, Chat, Mensaje, Archivo y Conexión. Con estas entidades se representan las funcionalidades consideradas en el modelo.</w:t>
       </w:r>
     </w:p>
     <w:p>
@@ -1417,14 +1291,7 @@
           <w:sz w:val="24"/>
           <w:szCs w:val="24"/>
         </w:rPr>
-        <w:t>● Nomb</w:t>
-      </w:r>
-      <w:r>
-        <w:rPr>
-          <w:sz w:val="24"/>
-          <w:szCs w:val="24"/>
-        </w:rPr>
-        <w:t>re: almacena el nombre del estudiante.</w:t>
+        <w:t>● Nombre: almacena el nombre del estudiante.</w:t>
       </w:r>
     </w:p>
     <w:p>
@@ -1508,14 +1375,7 @@
           <w:sz w:val="24"/>
           <w:szCs w:val="24"/>
         </w:rPr>
-        <w:t>: permite agr</w:t>
-      </w:r>
-      <w:r>
-        <w:rPr>
-          <w:sz w:val="24"/>
-          <w:szCs w:val="24"/>
-        </w:rPr>
-        <w:t>egar una imagen al perfil.</w:t>
+        <w:t>: permite agregar una imagen al perfil.</w:t>
       </w:r>
     </w:p>
     <w:p>
@@ -1582,14 +1442,7 @@
           <w:sz w:val="24"/>
           <w:szCs w:val="24"/>
         </w:rPr>
-        <w:t>● Habilidades: permite registrar los conocimientos o capacidades que el estudian</w:t>
-      </w:r>
-      <w:r>
-        <w:rPr>
-          <w:sz w:val="24"/>
-          <w:szCs w:val="24"/>
-        </w:rPr>
-        <w:t>te quiere mostrar en su perfil.</w:t>
+        <w:t>● Habilidades: permite registrar los conocimientos o capacidades que el estudiante quiere mostrar en su perfil.</w:t>
       </w:r>
     </w:p>
     <w:p>
@@ -1664,14 +1517,7 @@
           <w:sz w:val="24"/>
           <w:szCs w:val="24"/>
         </w:rPr>
-        <w:t>Id</w:t>
-      </w:r>
-      <w:r>
-        <w:rPr>
-          <w:sz w:val="24"/>
-          <w:szCs w:val="24"/>
-        </w:rPr>
-        <w:t>_publicacion</w:t>
+        <w:t>Id_publicacion</w:t>
       </w:r>
       <w:proofErr w:type="spellEnd"/>
       <w:r>
@@ -1778,14 +1624,7 @@
           <w:sz w:val="24"/>
           <w:szCs w:val="24"/>
         </w:rPr>
-        <w:t>Con es</w:t>
-      </w:r>
-      <w:r>
-        <w:rPr>
-          <w:sz w:val="24"/>
-          <w:szCs w:val="24"/>
-        </w:rPr>
-        <w:t>tos atributos es posible identificar y organizar las publicaciones que realizan los estudiantes dentro de la plataforma.</w:t>
+        <w:t>Con estos atributos es posible identificar y organizar las publicaciones que realizan los estudiantes dentro de la plataforma.</w:t>
       </w:r>
     </w:p>
     <w:p>
@@ -2002,14 +1841,7 @@
           <w:sz w:val="24"/>
           <w:szCs w:val="24"/>
         </w:rPr>
-        <w:t>Estos atributos ayudan a describir los di</w:t>
-      </w:r>
-      <w:r>
-        <w:rPr>
-          <w:sz w:val="24"/>
-          <w:szCs w:val="24"/>
-        </w:rPr>
-        <w:t>ferentes espacios en los que los estudiantes pueden participar.</w:t>
+        <w:t>Estos atributos ayudan a describir los diferentes espacios en los que los estudiantes pueden participar.</w:t>
       </w:r>
     </w:p>
     <w:p>
@@ -2127,14 +1959,7 @@
           <w:sz w:val="24"/>
           <w:szCs w:val="24"/>
         </w:rPr>
-        <w:t>● Fecha: indica el día en que</w:t>
-      </w:r>
-      <w:r>
-        <w:rPr>
-          <w:sz w:val="24"/>
-          <w:szCs w:val="24"/>
-        </w:rPr>
-        <w:t xml:space="preserve"> se realizará.</w:t>
+        <w:t>● Fecha: indica el día en que se realizará.</w:t>
       </w:r>
     </w:p>
     <w:p>
@@ -2217,14 +2042,7 @@
           <w:sz w:val="24"/>
           <w:szCs w:val="24"/>
         </w:rPr>
-        <w:t xml:space="preserve">Estos atributos permiten almacenar la información necesaria </w:t>
-      </w:r>
-      <w:r>
-        <w:rPr>
-          <w:sz w:val="24"/>
-          <w:szCs w:val="24"/>
-        </w:rPr>
-        <w:t>para que los estudiantes conozcan los detalles de cada evento.</w:t>
+        <w:t>Estos atributos permiten almacenar la información necesaria para que los estudiantes conozcan los detalles de cada evento.</w:t>
       </w:r>
     </w:p>
     <w:p>
@@ -2357,14 +2175,7 @@
           <w:sz w:val="24"/>
           <w:szCs w:val="24"/>
         </w:rPr>
-        <w:t>: permite identificar si se trata de un</w:t>
-      </w:r>
-      <w:r>
-        <w:rPr>
-          <w:sz w:val="24"/>
-          <w:szCs w:val="24"/>
-        </w:rPr>
-        <w:t xml:space="preserve"> chat privado o grupal.</w:t>
+        <w:t>: permite identificar si se trata de un chat privado o grupal.</w:t>
       </w:r>
     </w:p>
     <w:p>
@@ -2497,14 +2308,7 @@
           <w:sz w:val="24"/>
           <w:szCs w:val="24"/>
         </w:rPr>
-        <w:t>: permite saber cuándo</w:t>
-      </w:r>
-      <w:r>
-        <w:rPr>
-          <w:sz w:val="24"/>
-          <w:szCs w:val="24"/>
-        </w:rPr>
-        <w:t xml:space="preserve"> se envió.</w:t>
+        <w:t>: permite saber cuándo se envió.</w:t>
       </w:r>
     </w:p>
     <w:p>
@@ -2639,14 +2443,7 @@
           <w:sz w:val="24"/>
           <w:szCs w:val="24"/>
         </w:rPr>
-        <w:t>● Tipo: indica si se trata de una i</w:t>
-      </w:r>
-      <w:r>
-        <w:rPr>
-          <w:sz w:val="24"/>
-          <w:szCs w:val="24"/>
-        </w:rPr>
-        <w:t>magen, documento u otro tipo de recurso.</w:t>
+        <w:t>● Tipo: indica si se trata de una imagen, documento u otro tipo de recurso.</w:t>
       </w:r>
     </w:p>
     <w:p>
@@ -2696,14 +2493,7 @@
           <w:sz w:val="24"/>
           <w:szCs w:val="24"/>
         </w:rPr>
-        <w:t>Con estos atributos se pueden representar los diferentes recursos que los estudiantes comparten mediante los mensajes</w:t>
-      </w:r>
-      <w:r>
-        <w:rPr>
-          <w:sz w:val="24"/>
-          <w:szCs w:val="24"/>
-        </w:rPr>
-        <w:t>.</w:t>
+        <w:t>Con estos atributos se pueden representar los diferentes recursos que los estudiantes comparten mediante los mensajes.</w:t>
       </w:r>
     </w:p>
     <w:p>
@@ -2845,14 +2635,7 @@
           <w:sz w:val="24"/>
           <w:szCs w:val="24"/>
         </w:rPr>
-        <w:t>F</w:t>
-      </w:r>
-      <w:r>
-        <w:rPr>
-          <w:sz w:val="24"/>
-          <w:szCs w:val="24"/>
-        </w:rPr>
-        <w:t>echa_conexion</w:t>
+        <w:t>Fecha_conexion</w:t>
       </w:r>
       <w:proofErr w:type="spellEnd"/>
       <w:r>
@@ -2929,14 +2712,7 @@
           <w:sz w:val="24"/>
           <w:szCs w:val="24"/>
         </w:rPr>
-        <w:t>Después de identificar las entidades y sus at</w:t>
-      </w:r>
-      <w:r>
-        <w:rPr>
-          <w:sz w:val="24"/>
-          <w:szCs w:val="24"/>
-        </w:rPr>
-        <w:t>ributos, analizamos cómo se relacionan entre sí dentro de la Red Social Pascualina.</w:t>
+        <w:t>Después de identificar las entidades y sus atributos, analizamos cómo se relacionan entre sí dentro de la Red Social Pascualina.</w:t>
       </w:r>
     </w:p>
     <w:p>
@@ -3019,14 +2795,7 @@
           <w:sz w:val="24"/>
           <w:szCs w:val="24"/>
         </w:rPr>
-        <w:t>Esta relaci</w:t>
-      </w:r>
-      <w:r>
-        <w:rPr>
-          <w:sz w:val="24"/>
-          <w:szCs w:val="24"/>
-        </w:rPr>
-        <w:t>ón permite saber quién fue el estudiante que creó cada publicación.</w:t>
+        <w:t>Esta relación permite saber quién fue el estudiante que creó cada publicación.</w:t>
       </w:r>
     </w:p>
     <w:p>
@@ -3109,14 +2878,7 @@
           <w:sz w:val="24"/>
           <w:szCs w:val="24"/>
         </w:rPr>
-        <w:t>SOLICITA y RECIB</w:t>
-      </w:r>
-      <w:r>
-        <w:rPr>
-          <w:sz w:val="24"/>
-          <w:szCs w:val="24"/>
-        </w:rPr>
-        <w:t>E relacionan Usuario con Conexión mediante dos roles distintos. El solicitante y el receptor deben ser usuarios diferentes. Una solicitud pendiente o rechazada no representa todavía un vínculo aceptado; al aceptarla se registra la fecha de conexión.</w:t>
+        <w:t>SOLICITA y RECIBE relacionan Usuario con Conexión mediante dos roles distintos. El solicitante y el receptor deben ser usuarios diferentes. Una solicitud pendiente o rechazada no representa todavía un vínculo aceptado; al aceptarla se registra la fecha de conexión.</w:t>
       </w:r>
     </w:p>
     <w:p>
@@ -3133,14 +2895,7 @@
           <w:sz w:val="30"/>
           <w:szCs w:val="30"/>
         </w:rPr>
-        <w:t>6.3 Us</w:t>
-      </w:r>
-      <w:r>
-        <w:rPr>
-          <w:sz w:val="30"/>
-          <w:szCs w:val="30"/>
-        </w:rPr>
-        <w:t>uario – Grupo</w:t>
+        <w:t>6.3 Usuario – Grupo</w:t>
       </w:r>
     </w:p>
     <w:p>
@@ -3252,224 +3007,209 @@
           <w:sz w:val="27"/>
           <w:szCs w:val="27"/>
         </w:rPr>
-        <w:t>P</w:t>
-      </w:r>
-      <w:r>
+        <w:t>PERTENECE</w:t>
+      </w:r>
+    </w:p>
+    <w:p>
+      <w:pPr>
+        <w:keepNext/>
+        <w:spacing w:line="331" w:lineRule="auto"/>
+        <w:rPr>
+          <w:sz w:val="24"/>
+          <w:szCs w:val="24"/>
+        </w:rPr>
+      </w:pPr>
+      <w:r>
+        <w:rPr>
+          <w:sz w:val="24"/>
+          <w:szCs w:val="24"/>
+        </w:rPr>
+        <w:t xml:space="preserve">Cardinalidad: </w:t>
+      </w:r>
+      <w:proofErr w:type="gramStart"/>
+      <w:r>
+        <w:rPr>
+          <w:sz w:val="24"/>
+          <w:szCs w:val="24"/>
+        </w:rPr>
+        <w:t>M:N</w:t>
+      </w:r>
+      <w:proofErr w:type="gramEnd"/>
+    </w:p>
+    <w:p>
+      <w:pPr>
+        <w:spacing w:line="331" w:lineRule="auto"/>
+        <w:rPr>
+          <w:sz w:val="24"/>
+          <w:szCs w:val="24"/>
+        </w:rPr>
+      </w:pPr>
+      <w:r>
+        <w:rPr>
+          <w:sz w:val="24"/>
+          <w:szCs w:val="24"/>
+        </w:rPr>
+        <w:t>Un usuario puede pertenecer a varios grupos y un grupo puede estar conformado por muchos usuarios.</w:t>
+      </w:r>
+    </w:p>
+    <w:p>
+      <w:pPr>
+        <w:spacing w:line="331" w:lineRule="auto"/>
+        <w:rPr>
+          <w:sz w:val="24"/>
+          <w:szCs w:val="24"/>
+        </w:rPr>
+      </w:pPr>
+      <w:r>
+        <w:rPr>
+          <w:sz w:val="24"/>
+          <w:szCs w:val="24"/>
+        </w:rPr>
+        <w:t xml:space="preserve">Esta relación permite representar la participación de los estudiantes en grupos de estudio, clubes, </w:t>
+      </w:r>
+      <w:proofErr w:type="spellStart"/>
+      <w:r>
+        <w:rPr>
+          <w:sz w:val="24"/>
+          <w:szCs w:val="24"/>
+        </w:rPr>
+        <w:t>hackatones</w:t>
+      </w:r>
+      <w:proofErr w:type="spellEnd"/>
+      <w:r>
+        <w:rPr>
+          <w:sz w:val="24"/>
+          <w:szCs w:val="24"/>
+        </w:rPr>
+        <w:t xml:space="preserve"> u otras actividades.</w:t>
+      </w:r>
+    </w:p>
+    <w:p>
+      <w:pPr>
+        <w:keepNext/>
+        <w:spacing w:before="280" w:after="100" w:line="331" w:lineRule="auto"/>
+        <w:rPr>
+          <w:sz w:val="30"/>
+          <w:szCs w:val="30"/>
+        </w:rPr>
+      </w:pPr>
+      <w:r>
+        <w:rPr>
+          <w:sz w:val="30"/>
+          <w:szCs w:val="30"/>
+        </w:rPr>
+        <w:t>6.4 Usuario – Evento</w:t>
+      </w:r>
+    </w:p>
+    <w:p>
+      <w:pPr>
+        <w:spacing w:line="331" w:lineRule="auto"/>
+        <w:rPr>
+          <w:sz w:val="24"/>
+          <w:szCs w:val="24"/>
+        </w:rPr>
+      </w:pPr>
+      <w:r>
+        <w:rPr>
+          <w:sz w:val="24"/>
+          <w:szCs w:val="24"/>
+        </w:rPr>
+        <w:t>También se identificaron dos relaciones diferentes.</w:t>
+      </w:r>
+    </w:p>
+    <w:p>
+      <w:pPr>
+        <w:keepNext/>
+        <w:spacing w:before="240" w:after="60" w:line="331" w:lineRule="auto"/>
         <w:rPr>
           <w:color w:val="434343"/>
           <w:sz w:val="27"/>
           <w:szCs w:val="27"/>
         </w:rPr>
-        <w:t>ERTENECE</w:t>
-      </w:r>
-    </w:p>
-    <w:p>
-      <w:pPr>
-        <w:keepNext/>
-        <w:spacing w:line="331" w:lineRule="auto"/>
-        <w:rPr>
-          <w:sz w:val="24"/>
-          <w:szCs w:val="24"/>
-        </w:rPr>
-      </w:pPr>
-      <w:r>
-        <w:rPr>
-          <w:sz w:val="24"/>
-          <w:szCs w:val="24"/>
-        </w:rPr>
-        <w:t xml:space="preserve">Cardinalidad: </w:t>
-      </w:r>
-      <w:proofErr w:type="gramStart"/>
-      <w:r>
-        <w:rPr>
-          <w:sz w:val="24"/>
-          <w:szCs w:val="24"/>
-        </w:rPr>
-        <w:t>M:N</w:t>
-      </w:r>
-      <w:proofErr w:type="gramEnd"/>
-    </w:p>
-    <w:p>
-      <w:pPr>
-        <w:spacing w:line="331" w:lineRule="auto"/>
-        <w:rPr>
-          <w:sz w:val="24"/>
-          <w:szCs w:val="24"/>
-        </w:rPr>
-      </w:pPr>
-      <w:r>
-        <w:rPr>
-          <w:sz w:val="24"/>
-          <w:szCs w:val="24"/>
-        </w:rPr>
-        <w:t>Un usuario puede pertenecer a varios grupos y un grupo puede estar conformado por muchos usuarios.</w:t>
-      </w:r>
-    </w:p>
-    <w:p>
-      <w:pPr>
-        <w:spacing w:line="331" w:lineRule="auto"/>
-        <w:rPr>
-          <w:sz w:val="24"/>
-          <w:szCs w:val="24"/>
-        </w:rPr>
-      </w:pPr>
-      <w:r>
-        <w:rPr>
-          <w:sz w:val="24"/>
-          <w:szCs w:val="24"/>
-        </w:rPr>
-        <w:t xml:space="preserve">Esta relación permite representar la participación de los estudiantes en grupos de estudio, clubes, </w:t>
-      </w:r>
-      <w:proofErr w:type="spellStart"/>
-      <w:r>
-        <w:rPr>
-          <w:sz w:val="24"/>
-          <w:szCs w:val="24"/>
-        </w:rPr>
-        <w:t>hackatones</w:t>
-      </w:r>
-      <w:proofErr w:type="spellEnd"/>
-      <w:r>
-        <w:rPr>
-          <w:sz w:val="24"/>
-          <w:szCs w:val="24"/>
-        </w:rPr>
-        <w:t xml:space="preserve"> u otras actividades</w:t>
-      </w:r>
-      <w:r>
-        <w:rPr>
-          <w:sz w:val="24"/>
-          <w:szCs w:val="24"/>
-        </w:rPr>
-        <w:t>.</w:t>
-      </w:r>
-    </w:p>
-    <w:p>
-      <w:pPr>
-        <w:keepNext/>
-        <w:spacing w:before="280" w:after="100" w:line="331" w:lineRule="auto"/>
-        <w:rPr>
-          <w:sz w:val="30"/>
-          <w:szCs w:val="30"/>
-        </w:rPr>
-      </w:pPr>
-      <w:r>
-        <w:rPr>
-          <w:sz w:val="30"/>
-          <w:szCs w:val="30"/>
-        </w:rPr>
-        <w:t>6.4 Usuario – Evento</w:t>
-      </w:r>
-    </w:p>
-    <w:p>
-      <w:pPr>
-        <w:spacing w:line="331" w:lineRule="auto"/>
-        <w:rPr>
-          <w:sz w:val="24"/>
-          <w:szCs w:val="24"/>
-        </w:rPr>
-      </w:pPr>
-      <w:r>
-        <w:rPr>
-          <w:sz w:val="24"/>
-          <w:szCs w:val="24"/>
-        </w:rPr>
-        <w:t>También se identificaron dos relaciones diferentes.</w:t>
-      </w:r>
-    </w:p>
-    <w:p>
-      <w:pPr>
-        <w:keepNext/>
-        <w:spacing w:before="240" w:after="60" w:line="331" w:lineRule="auto"/>
+      </w:pPr>
+      <w:r>
         <w:rPr>
           <w:color w:val="434343"/>
           <w:sz w:val="27"/>
           <w:szCs w:val="27"/>
         </w:rPr>
-      </w:pPr>
-      <w:r>
+        <w:t>CREA</w:t>
+      </w:r>
+    </w:p>
+    <w:p>
+      <w:pPr>
+        <w:keepNext/>
+        <w:spacing w:line="331" w:lineRule="auto"/>
+        <w:rPr>
+          <w:sz w:val="24"/>
+          <w:szCs w:val="24"/>
+        </w:rPr>
+      </w:pPr>
+      <w:r>
+        <w:rPr>
+          <w:sz w:val="24"/>
+          <w:szCs w:val="24"/>
+        </w:rPr>
+        <w:t xml:space="preserve">Cardinalidad: </w:t>
+      </w:r>
+      <w:proofErr w:type="gramStart"/>
+      <w:r>
+        <w:rPr>
+          <w:sz w:val="24"/>
+          <w:szCs w:val="24"/>
+        </w:rPr>
+        <w:t>1:N</w:t>
+      </w:r>
+      <w:proofErr w:type="gramEnd"/>
+    </w:p>
+    <w:p>
+      <w:pPr>
+        <w:spacing w:line="331" w:lineRule="auto"/>
+        <w:rPr>
+          <w:sz w:val="24"/>
+          <w:szCs w:val="24"/>
+        </w:rPr>
+      </w:pPr>
+      <w:r>
+        <w:rPr>
+          <w:sz w:val="24"/>
+          <w:szCs w:val="24"/>
+        </w:rPr>
+        <w:t>Un usuario puede crear varios eventos y cada evento es creado por un usuario.</w:t>
+      </w:r>
+    </w:p>
+    <w:p>
+      <w:pPr>
+        <w:spacing w:line="331" w:lineRule="auto"/>
+        <w:rPr>
+          <w:sz w:val="24"/>
+          <w:szCs w:val="24"/>
+        </w:rPr>
+      </w:pPr>
+      <w:r>
+        <w:rPr>
+          <w:sz w:val="24"/>
+          <w:szCs w:val="24"/>
+        </w:rPr>
+        <w:t>Esto permite identificar quién organizó cada actividad.</w:t>
+      </w:r>
+    </w:p>
+    <w:p>
+      <w:pPr>
+        <w:keepNext/>
+        <w:spacing w:before="240" w:after="60" w:line="331" w:lineRule="auto"/>
         <w:rPr>
           <w:color w:val="434343"/>
           <w:sz w:val="27"/>
           <w:szCs w:val="27"/>
         </w:rPr>
-        <w:t>CREA</w:t>
-      </w:r>
-    </w:p>
-    <w:p>
-      <w:pPr>
-        <w:keepNext/>
-        <w:spacing w:line="331" w:lineRule="auto"/>
-        <w:rPr>
-          <w:sz w:val="24"/>
-          <w:szCs w:val="24"/>
-        </w:rPr>
-      </w:pPr>
-      <w:r>
-        <w:rPr>
-          <w:sz w:val="24"/>
-          <w:szCs w:val="24"/>
-        </w:rPr>
-        <w:t xml:space="preserve">Cardinalidad: </w:t>
-      </w:r>
-      <w:proofErr w:type="gramStart"/>
-      <w:r>
-        <w:rPr>
-          <w:sz w:val="24"/>
-          <w:szCs w:val="24"/>
-        </w:rPr>
-        <w:t>1:N</w:t>
-      </w:r>
-      <w:proofErr w:type="gramEnd"/>
-    </w:p>
-    <w:p>
-      <w:pPr>
-        <w:spacing w:line="331" w:lineRule="auto"/>
-        <w:rPr>
-          <w:sz w:val="24"/>
-          <w:szCs w:val="24"/>
-        </w:rPr>
-      </w:pPr>
-      <w:r>
-        <w:rPr>
-          <w:sz w:val="24"/>
-          <w:szCs w:val="24"/>
-        </w:rPr>
-        <w:t>Un usuario puede crear varios eventos y cada evento es creado por un usuario.</w:t>
-      </w:r>
-    </w:p>
-    <w:p>
-      <w:pPr>
-        <w:spacing w:line="331" w:lineRule="auto"/>
-        <w:rPr>
-          <w:sz w:val="24"/>
-          <w:szCs w:val="24"/>
-        </w:rPr>
-      </w:pPr>
-      <w:r>
-        <w:rPr>
-          <w:sz w:val="24"/>
-          <w:szCs w:val="24"/>
-        </w:rPr>
-        <w:t>Esto permite identificar quién organizó cada actividad.</w:t>
-      </w:r>
-    </w:p>
-    <w:p>
-      <w:pPr>
-        <w:keepNext/>
-        <w:spacing w:before="240" w:after="60" w:line="331" w:lineRule="auto"/>
+      </w:pPr>
+      <w:r>
         <w:rPr>
           <w:color w:val="434343"/>
           <w:sz w:val="27"/>
           <w:szCs w:val="27"/>
         </w:rPr>
-      </w:pPr>
-      <w:r>
-        <w:rPr>
-          <w:color w:val="434343"/>
-          <w:sz w:val="27"/>
-          <w:szCs w:val="27"/>
-        </w:rPr>
         <w:lastRenderedPageBreak/>
         <w:t>PARTICIPA</w:t>
       </w:r>
@@ -3563,14 +3303,7 @@
           <w:sz w:val="24"/>
           <w:szCs w:val="24"/>
         </w:rPr>
-        <w:t>Relación: PARTICIPA_EN | Cardinalida</w:t>
-      </w:r>
-      <w:r>
-        <w:rPr>
-          <w:sz w:val="24"/>
-          <w:szCs w:val="24"/>
-        </w:rPr>
-        <w:t xml:space="preserve">d: </w:t>
+        <w:t xml:space="preserve">Relación: PARTICIPA_EN | Cardinalidad: </w:t>
       </w:r>
       <w:proofErr w:type="gramStart"/>
       <w:r>
@@ -3761,14 +3494,7 @@
           <w:sz w:val="24"/>
           <w:szCs w:val="24"/>
         </w:rPr>
-        <w:t>Un usuari</w:t>
-      </w:r>
-      <w:r>
-        <w:rPr>
-          <w:sz w:val="24"/>
-          <w:szCs w:val="24"/>
-        </w:rPr>
-        <w:t>o puede enviar muchos mensajes, pero cada mensaje tiene un único usuario que lo envía.</w:t>
+        <w:t>Un usuario puede enviar muchos mensajes, pero cada mensaje tiene un único usuario que lo envía.</w:t>
       </w:r>
     </w:p>
     <w:p>
@@ -3851,14 +3577,7 @@
           <w:sz w:val="24"/>
           <w:szCs w:val="24"/>
         </w:rPr>
-        <w:t>Un mensaje puede tener entre cero y mucho</w:t>
-      </w:r>
-      <w:r>
-        <w:rPr>
-          <w:sz w:val="24"/>
-          <w:szCs w:val="24"/>
-        </w:rPr>
-        <w:t>s archivos adjuntos (</w:t>
+        <w:t>Un mensaje puede tener entre cero y muchos archivos adjuntos (</w:t>
       </w:r>
       <w:proofErr w:type="gramStart"/>
       <w:r>
@@ -3907,14 +3626,7 @@
           <w:szCs w:val="24"/>
         </w:rPr>
         <w:lastRenderedPageBreak/>
-        <w:t>Esta relación permite representar el envío de imágenes</w:t>
-      </w:r>
-      <w:r>
-        <w:rPr>
-          <w:sz w:val="24"/>
-          <w:szCs w:val="24"/>
-        </w:rPr>
-        <w:t>, documentos u otros recursos dentro de una conversación.</w:t>
+        <w:t>Esta relación permite representar el envío de imágenes, documentos u otros recursos dentro de una conversación.</w:t>
       </w:r>
     </w:p>
     <w:p>
@@ -3973,37 +3685,23 @@
           <w:sz w:val="24"/>
           <w:szCs w:val="24"/>
         </w:rPr>
-        <w:t>Un usuario, en el rol de seguidor, puede seguir a cero o muchos usuarios. Un usuario, en el rol de seguido, puede tener cero o muchos segui</w:t>
-      </w:r>
-      <w:r>
-        <w:rPr>
-          <w:sz w:val="24"/>
-          <w:szCs w:val="24"/>
-        </w:rPr>
-        <w:t>dores. Cada seguimiento vincula a un único seguidor con un único seguido.</w:t>
-      </w:r>
-    </w:p>
-    <w:p>
-      <w:pPr>
-        <w:spacing w:line="331" w:lineRule="auto"/>
-        <w:rPr>
-          <w:sz w:val="24"/>
-          <w:szCs w:val="24"/>
-        </w:rPr>
-      </w:pPr>
-      <w:r>
-        <w:rPr>
-          <w:sz w:val="24"/>
-          <w:szCs w:val="24"/>
-        </w:rPr>
-        <w:t>SIGUE es una relación recursiva y dirigida: si Ana sigue a Luis, esto no implica que Luis siga a Ana. No se requiere una solicitud ni aceptación, y el seguimiento es independiente de</w:t>
-      </w:r>
-      <w:r>
-        <w:rPr>
-          <w:sz w:val="24"/>
-          <w:szCs w:val="24"/>
-        </w:rPr>
-        <w:t xml:space="preserve"> Conexión.</w:t>
+        <w:t>Un usuario, en el rol de seguidor, puede seguir a cero o muchos usuarios. Un usuario, en el rol de seguido, puede tener cero o muchos seguidores. Cada seguimiento vincula a un único seguidor con un único seguido.</w:t>
+      </w:r>
+    </w:p>
+    <w:p>
+      <w:pPr>
+        <w:spacing w:line="331" w:lineRule="auto"/>
+        <w:rPr>
+          <w:sz w:val="24"/>
+          <w:szCs w:val="24"/>
+        </w:rPr>
+      </w:pPr>
+      <w:r>
+        <w:rPr>
+          <w:sz w:val="24"/>
+          <w:szCs w:val="24"/>
+        </w:rPr>
+        <w:t>SIGUE es una relación recursiva y dirigida: si Ana sigue a Luis, esto no implica que Luis siga a Ana. No se requiere una solicitud ni aceptación, y el seguimiento es independiente de Conexión.</w:t>
       </w:r>
     </w:p>
     <w:p>
@@ -4044,14 +3742,7 @@
           <w:sz w:val="24"/>
           <w:szCs w:val="24"/>
         </w:rPr>
-        <w:t>Reglas: el seguidor y el seguido deben ser distintos, y cada par ordenado (seguidor, seguido) puede aparecer una sola vez. L</w:t>
-      </w:r>
-      <w:r>
-        <w:rPr>
-          <w:sz w:val="24"/>
-          <w:szCs w:val="24"/>
-        </w:rPr>
-        <w:t>os pares (Ana, Luis) y (Luis, Ana) son distintos y pueden coexistir.</w:t>
+        <w:t>Reglas: el seguidor y el seguido deben ser distintos, y cada par ordenado (seguidor, seguido) puede aparecer una sola vez. Los pares (Ana, Luis) y (Luis, Ana) son distintos y pueden coexistir.</w:t>
       </w:r>
     </w:p>
     <w:p>
@@ -4104,37 +3795,23 @@
           <w:sz w:val="24"/>
           <w:szCs w:val="24"/>
         </w:rPr>
-        <w:t>Después de realizar el aná</w:t>
-      </w:r>
-      <w:r>
-        <w:rPr>
-          <w:sz w:val="24"/>
-          <w:szCs w:val="24"/>
-        </w:rPr>
-        <w:t>lisis de necesidades y definir las entidades, atributos y relaciones, se construyó el Modelo Entidad-Relación de la Red Social Pascualina.</w:t>
-      </w:r>
-    </w:p>
-    <w:p>
-      <w:pPr>
-        <w:spacing w:line="331" w:lineRule="auto"/>
-        <w:rPr>
-          <w:sz w:val="24"/>
-          <w:szCs w:val="24"/>
-        </w:rPr>
-      </w:pPr>
-      <w:r>
-        <w:rPr>
-          <w:sz w:val="24"/>
-          <w:szCs w:val="24"/>
-        </w:rPr>
-        <w:t>El diagrama muestra de forma gráfica cómo se organiza la información del sistema y cómo se conectan las diferentes en</w:t>
-      </w:r>
-      <w:r>
-        <w:rPr>
-          <w:sz w:val="24"/>
-          <w:szCs w:val="24"/>
-        </w:rPr>
-        <w:t>tidades mediante sus relaciones y cardinalidades.</w:t>
+        <w:t>Después de realizar el análisis de necesidades y definir las entidades, atributos y relaciones, se construyó el Modelo Entidad-Relación de la Red Social Pascualina.</w:t>
+      </w:r>
+    </w:p>
+    <w:p>
+      <w:pPr>
+        <w:spacing w:line="331" w:lineRule="auto"/>
+        <w:rPr>
+          <w:sz w:val="24"/>
+          <w:szCs w:val="24"/>
+        </w:rPr>
+      </w:pPr>
+      <w:r>
+        <w:rPr>
+          <w:sz w:val="24"/>
+          <w:szCs w:val="24"/>
+        </w:rPr>
+        <w:t>El diagrama muestra de forma gráfica cómo se organiza la información del sistema y cómo se conectan las diferentes entidades mediante sus relaciones y cardinalidades.</w:t>
       </w:r>
     </w:p>
     <w:p>
@@ -4218,14 +3895,7 @@
           <w:sz w:val="24"/>
           <w:szCs w:val="24"/>
         </w:rPr>
-        <w:t xml:space="preserve">El diagrama contiene ocho entidades y doce relaciones. Las </w:t>
-      </w:r>
-      <w:r>
-        <w:rPr>
-          <w:sz w:val="24"/>
-          <w:szCs w:val="24"/>
-        </w:rPr>
-        <w:t xml:space="preserve">etiquetas </w:t>
+        <w:t xml:space="preserve">El diagrama contiene ocho entidades y doce relaciones. Las etiquetas </w:t>
       </w:r>
       <w:proofErr w:type="gramStart"/>
       <w:r>
@@ -4257,14 +3927,7 @@
           <w:sz w:val="24"/>
           <w:szCs w:val="24"/>
         </w:rPr>
-        <w:t xml:space="preserve"> Los nombres de atributos </w:t>
-      </w:r>
-      <w:r>
-        <w:rPr>
-          <w:sz w:val="24"/>
-          <w:szCs w:val="24"/>
-        </w:rPr>
-        <w:t>se muestran en minúsculas y sin tildes.</w:t>
+        <w:t xml:space="preserve"> Los nombres de atributos se muestran en minúsculas y sin tildes.</w:t>
       </w:r>
     </w:p>
     <w:p>
@@ -4319,14 +3982,7 @@
           <w:szCs w:val="30"/>
         </w:rPr>
         <w:lastRenderedPageBreak/>
-        <w:t>8.1</w:t>
-      </w:r>
-      <w:r>
-        <w:rPr>
-          <w:sz w:val="30"/>
-          <w:szCs w:val="30"/>
-        </w:rPr>
-        <w:t xml:space="preserve"> Usuario como entidad principal</w:t>
+        <w:t>8.1 Usuario como entidad principal</w:t>
       </w:r>
     </w:p>
     <w:p>
@@ -4358,14 +4014,7 @@
           <w:sz w:val="24"/>
           <w:szCs w:val="24"/>
         </w:rPr>
-        <w:t>Por ejemplo, son los usuarios quienes realizan publicaciones, crean grupos, pa</w:t>
-      </w:r>
-      <w:r>
-        <w:rPr>
-          <w:sz w:val="24"/>
-          <w:szCs w:val="24"/>
-        </w:rPr>
-        <w:t>rticipan en eventos, envían mensajes y se conectan con otros estudiantes.</w:t>
+        <w:t>Por ejemplo, son los usuarios quienes realizan publicaciones, crean grupos, participan en eventos, envían mensajes y se conectan con otros estudiantes.</w:t>
       </w:r>
     </w:p>
     <w:p>
@@ -4398,14 +4047,7 @@
           <w:sz w:val="24"/>
           <w:szCs w:val="24"/>
         </w:rPr>
-        <w:t>Conexión representa el vínculo solicitado entre dos usuarios. Tiene información propia: identificador, fecha de solicitud, estado y fecha de conexi</w:t>
-      </w:r>
-      <w:r>
-        <w:rPr>
-          <w:sz w:val="24"/>
-          <w:szCs w:val="24"/>
-        </w:rPr>
-        <w:t>ón.</w:t>
+        <w:t>Conexión representa el vínculo solicitado entre dos usuarios. Tiene información propia: identificador, fecha de solicitud, estado y fecha de conexión.</w:t>
       </w:r>
     </w:p>
     <w:p>
@@ -4437,21 +4079,7 @@
           <w:sz w:val="24"/>
           <w:szCs w:val="24"/>
         </w:rPr>
-        <w:t>El seguimiento y la co</w:t>
-      </w:r>
-      <w:r>
-        <w:rPr>
-          <w:sz w:val="24"/>
-          <w:szCs w:val="24"/>
-        </w:rPr>
-        <w:t>nexión son independientes. SIGUE permite seguir a otro estudiante sin aceptación ni reciprocidad. Conexión conserva las solicitudes y su aceptación o rechazo. Seguir a alguien no crea ni acepta una conexión, y aceptar una conexión no crea seguimientos auto</w:t>
-      </w:r>
-      <w:r>
-        <w:rPr>
-          <w:sz w:val="24"/>
-          <w:szCs w:val="24"/>
-        </w:rPr>
-        <w:t>máticamente.</w:t>
+        <w:t>El seguimiento y la conexión son independientes. SIGUE permite seguir a otro estudiante sin aceptación ni reciprocidad. Conexión conserva las solicitudes y su aceptación o rechazo. Seguir a alguien no crea ni acepta una conexión, y aceptar una conexión no crea seguimientos automáticamente.</w:t>
       </w:r>
     </w:p>
     <w:p>
@@ -4516,14 +4144,7 @@
           <w:sz w:val="24"/>
           <w:szCs w:val="24"/>
         </w:rPr>
-        <w:t>De es</w:t>
-      </w:r>
-      <w:r>
-        <w:rPr>
-          <w:sz w:val="24"/>
-          <w:szCs w:val="24"/>
-        </w:rPr>
-        <w:t>ta forma un mismo chat puede contener muchos mensajes sin tener que repetir la información de la conversación en cada uno.</w:t>
+        <w:t>De esta forma un mismo chat puede contener muchos mensajes sin tener que repetir la información de la conversación en cada uno.</w:t>
       </w:r>
     </w:p>
     <w:p>
@@ -4556,14 +4177,7 @@
           <w:sz w:val="24"/>
           <w:szCs w:val="24"/>
         </w:rPr>
-        <w:t>Para Grupo y Evento se decidió separar las relaciones de creación y participación porque represen</w:t>
-      </w:r>
-      <w:r>
-        <w:rPr>
-          <w:sz w:val="24"/>
-          <w:szCs w:val="24"/>
-        </w:rPr>
-        <w:t>tan acciones diferentes.</w:t>
+        <w:t>Para Grupo y Evento se decidió separar las relaciones de creación y participación porque representan acciones diferentes.</w:t>
       </w:r>
     </w:p>
     <w:p>
@@ -4678,14 +4292,7 @@
           <w:szCs w:val="24"/>
         </w:rPr>
         <w:lastRenderedPageBreak/>
-        <w:t>● Usu</w:t>
-      </w:r>
-      <w:r>
-        <w:rPr>
-          <w:sz w:val="24"/>
-          <w:szCs w:val="24"/>
-        </w:rPr>
-        <w:t>ario – Grupo.</w:t>
+        <w:t>● Usuario – Grupo.</w:t>
       </w:r>
     </w:p>
     <w:p>
@@ -4785,14 +4392,7 @@
           <w:sz w:val="24"/>
           <w:szCs w:val="24"/>
         </w:rPr>
-        <w:t>Se definieron at</w:t>
-      </w:r>
-      <w:r>
-        <w:rPr>
-          <w:sz w:val="24"/>
-          <w:szCs w:val="24"/>
-        </w:rPr>
-        <w:t>ributos propios para las relaciones PERTENECE, PARTICIPA y SIGUE. Estos atributos se incluyen en el diagrama junto al nombre de cada relación. Las fechas y el estado de las solicitudes de conexión se almacenan en la entidad Conexión.</w:t>
+        <w:t>Se definieron atributos propios para las relaciones PERTENECE, PARTICIPA y SIGUE. Estos atributos se incluyen en el diagrama junto al nombre de cada relación. Las fechas y el estado de las solicitudes de conexión se almacenan en la entidad Conexión.</w:t>
       </w:r>
     </w:p>
     <w:p>
@@ -4833,14 +4433,7 @@
           <w:sz w:val="24"/>
           <w:szCs w:val="24"/>
         </w:rPr>
-        <w:t>Fecha_u</w:t>
-      </w:r>
-      <w:r>
-        <w:rPr>
-          <w:sz w:val="24"/>
-          <w:szCs w:val="24"/>
-        </w:rPr>
-        <w:t>nion</w:t>
+        <w:t>Fecha_union</w:t>
       </w:r>
       <w:proofErr w:type="spellEnd"/>
       <w:r>
@@ -4914,14 +4507,7 @@
           <w:sz w:val="24"/>
           <w:szCs w:val="24"/>
         </w:rPr>
-        <w:t xml:space="preserve"> en SIGUE (</w:t>
-      </w:r>
-      <w:r>
-        <w:rPr>
-          <w:sz w:val="24"/>
-          <w:szCs w:val="24"/>
-        </w:rPr>
-        <w:t>Usuario–Usuario): registra el inicio del seguimiento entre el seguidor y el seguido.</w:t>
+        <w:t xml:space="preserve"> en SIGUE (Usuario–Usuario): registra el inicio del seguimiento entre el seguidor y el seguido.</w:t>
       </w:r>
     </w:p>
     <w:p>
@@ -4954,14 +4540,7 @@
           <w:sz w:val="30"/>
           <w:szCs w:val="30"/>
         </w:rPr>
-        <w:t>8.7 Mantener el modelo a</w:t>
-      </w:r>
-      <w:r>
-        <w:rPr>
-          <w:sz w:val="30"/>
-          <w:szCs w:val="30"/>
-        </w:rPr>
-        <w:t xml:space="preserve"> nivel conceptual</w:t>
+        <w:t>8.7 Mantener el modelo a nivel conceptual</w:t>
       </w:r>
     </w:p>
     <w:p>
@@ -4993,14 +4572,7 @@
           <w:sz w:val="24"/>
           <w:szCs w:val="24"/>
         </w:rPr>
-        <w:t>Por este motivo se trabajó con entidades, atributos, relaciones y cardinalidades sin entrar todavía en detalles propios de la implementación, como tipos</w:t>
-      </w:r>
-      <w:r>
-        <w:rPr>
-          <w:sz w:val="24"/>
-          <w:szCs w:val="24"/>
-        </w:rPr>
-        <w:t xml:space="preserve"> SQL o claves foráneas.</w:t>
+        <w:t>Por este motivo se trabajó con entidades, atributos, relaciones y cardinalidades sin entrar todavía en detalles propios de la implementación, como tipos SQL o claves foráneas.</w:t>
       </w:r>
     </w:p>
     <w:p>
@@ -5071,129 +4643,87 @@
           <w:sz w:val="24"/>
           <w:szCs w:val="24"/>
         </w:rPr>
-        <w:t>Con esta actividad pude entender mejor cómo una necesidad que inici</w:t>
-      </w:r>
-      <w:r>
-        <w:rPr>
-          <w:sz w:val="24"/>
-          <w:szCs w:val="24"/>
-        </w:rPr>
-        <w:t>almente está escrita de forma general se puede ir convirtiendo poco a poco en una estructura de base de datos.</w:t>
-      </w:r>
-    </w:p>
-    <w:p>
-      <w:pPr>
-        <w:spacing w:line="331" w:lineRule="auto"/>
-        <w:rPr>
-          <w:sz w:val="24"/>
-          <w:szCs w:val="24"/>
-        </w:rPr>
-      </w:pPr>
-      <w:r>
-        <w:rPr>
-          <w:sz w:val="24"/>
-          <w:szCs w:val="24"/>
-        </w:rPr>
-        <w:t>Al principio pensé que identificar entidades y atributos era algo más directo, pero durante el desarrollo me di cuenta de que hay que analizar bi</w:t>
-      </w:r>
-      <w:r>
-        <w:rPr>
-          <w:sz w:val="24"/>
-          <w:szCs w:val="24"/>
-        </w:rPr>
-        <w:t>en cada elemento para saber si realmente debe ser una entidad, un atributo o una relación.</w:t>
-      </w:r>
-    </w:p>
-    <w:p>
-      <w:pPr>
-        <w:spacing w:line="331" w:lineRule="auto"/>
-        <w:rPr>
-          <w:sz w:val="24"/>
-          <w:szCs w:val="24"/>
-        </w:rPr>
-      </w:pPr>
-      <w:r>
-        <w:rPr>
-          <w:sz w:val="24"/>
-          <w:szCs w:val="24"/>
-        </w:rPr>
-        <w:t>Un ejemplo de esto fue Contacto. Inicialmente parecía lógico manejarlo como una entidad aparte, pero después entendí que el vínculo entre dos usuarios puede represen</w:t>
-      </w:r>
-      <w:r>
-        <w:rPr>
-          <w:sz w:val="24"/>
-          <w:szCs w:val="24"/>
-        </w:rPr>
-        <w:t>tarse mediante Conexión, con sus propios datos y los roles de solicitante y receptor. Para mí esta fue una de las partes que más me ayudó a comprender cómo funciona el Modelo Entidad-Relación.</w:t>
-      </w:r>
-    </w:p>
-    <w:p>
-      <w:pPr>
-        <w:spacing w:line="331" w:lineRule="auto"/>
-        <w:rPr>
-          <w:sz w:val="24"/>
-          <w:szCs w:val="24"/>
-        </w:rPr>
-      </w:pPr>
-      <w:r>
-        <w:rPr>
-          <w:sz w:val="24"/>
-          <w:szCs w:val="24"/>
-        </w:rPr>
-        <w:t>También logré entender mejor las cardinalidades y por qué no to</w:t>
-      </w:r>
-      <w:r>
-        <w:rPr>
-          <w:sz w:val="24"/>
-          <w:szCs w:val="24"/>
-        </w:rPr>
-        <w:t>das las relaciones funcionan de la misma forma. Por ejemplo, un usuario puede crear varios grupos, pero también puede pertenecer a muchos grupos creados por otras personas.</w:t>
-      </w:r>
-    </w:p>
-    <w:p>
-      <w:pPr>
-        <w:spacing w:line="331" w:lineRule="auto"/>
-        <w:rPr>
-          <w:sz w:val="24"/>
-          <w:szCs w:val="24"/>
-        </w:rPr>
-      </w:pPr>
-      <w:r>
-        <w:rPr>
-          <w:sz w:val="24"/>
-          <w:szCs w:val="24"/>
-        </w:rPr>
-        <w:t>Considero que este tipo de ejercicios es importante para mi formación como desarrol</w:t>
-      </w:r>
-      <w:r>
-        <w:rPr>
-          <w:sz w:val="24"/>
-          <w:szCs w:val="24"/>
-        </w:rPr>
-        <w:t>lador de software porque antes de comenzar a crear tablas o escribir código es necesario tener claro cómo se va a organizar la información.</w:t>
-      </w:r>
-    </w:p>
-    <w:p>
-      <w:pPr>
-        <w:spacing w:line="331" w:lineRule="auto"/>
-        <w:rPr>
-          <w:sz w:val="24"/>
-          <w:szCs w:val="24"/>
-        </w:rPr>
-      </w:pPr>
-      <w:r>
-        <w:rPr>
-          <w:sz w:val="24"/>
-          <w:szCs w:val="24"/>
-        </w:rPr>
-        <w:t>Todavía considero que debo seguir practicando la definición de cardinalidades y relaciones más complejas, pero despu</w:t>
-      </w:r>
-      <w:r>
-        <w:rPr>
-          <w:sz w:val="24"/>
-          <w:szCs w:val="24"/>
-        </w:rPr>
-        <w:t>és de realizar esta actividad tengo mucho más claro cómo empezar a construir un modelo de base de datos desde los requerimientos de un sistema.</w:t>
+        <w:t>Con esta actividad pude entender mejor cómo una necesidad que inicialmente está escrita de forma general se puede ir convirtiendo poco a poco en una estructura de base de datos.</w:t>
+      </w:r>
+    </w:p>
+    <w:p>
+      <w:pPr>
+        <w:spacing w:line="331" w:lineRule="auto"/>
+        <w:rPr>
+          <w:sz w:val="24"/>
+          <w:szCs w:val="24"/>
+        </w:rPr>
+      </w:pPr>
+      <w:r>
+        <w:rPr>
+          <w:sz w:val="24"/>
+          <w:szCs w:val="24"/>
+        </w:rPr>
+        <w:t>Al principio pensé que identificar entidades y atributos era algo más directo, pero durante el desarrollo me di cuenta de que hay que analizar bien cada elemento para saber si realmente debe ser una entidad, un atributo o una relación.</w:t>
+      </w:r>
+    </w:p>
+    <w:p>
+      <w:pPr>
+        <w:spacing w:line="331" w:lineRule="auto"/>
+        <w:rPr>
+          <w:sz w:val="24"/>
+          <w:szCs w:val="24"/>
+        </w:rPr>
+      </w:pPr>
+      <w:r>
+        <w:rPr>
+          <w:sz w:val="24"/>
+          <w:szCs w:val="24"/>
+        </w:rPr>
+        <w:t>Un ejemplo de esto fue Contacto. Inicialmente parecía lógico manejarlo como una entidad aparte, pero después entendí que el vínculo entre dos usuarios puede representarse mediante Conexión, con sus propios datos y los roles de solicitante y receptor. Para mí esta fue una de las partes que más me ayudó a comprender cómo funciona el Modelo Entidad-Relación.</w:t>
+      </w:r>
+    </w:p>
+    <w:p>
+      <w:pPr>
+        <w:spacing w:line="331" w:lineRule="auto"/>
+        <w:rPr>
+          <w:sz w:val="24"/>
+          <w:szCs w:val="24"/>
+        </w:rPr>
+      </w:pPr>
+      <w:r>
+        <w:rPr>
+          <w:sz w:val="24"/>
+          <w:szCs w:val="24"/>
+        </w:rPr>
+        <w:t>También logré entender mejor las cardinalidades y por qué no todas las relaciones funcionan de la misma forma. Por ejemplo, un usuario puede crear varios grupos, pero también puede pertenecer a muchos grupos creados por otras personas.</w:t>
+      </w:r>
+    </w:p>
+    <w:p>
+      <w:pPr>
+        <w:spacing w:line="331" w:lineRule="auto"/>
+        <w:rPr>
+          <w:sz w:val="24"/>
+          <w:szCs w:val="24"/>
+        </w:rPr>
+      </w:pPr>
+      <w:r>
+        <w:rPr>
+          <w:sz w:val="24"/>
+          <w:szCs w:val="24"/>
+        </w:rPr>
+        <w:t>Considero que este tipo de ejercicios es importante para mi formación como desarrollador de software porque antes de comenzar a crear tablas o escribir código es necesario tener claro cómo se va a organizar la información.</w:t>
+      </w:r>
+    </w:p>
+    <w:p>
+      <w:pPr>
+        <w:spacing w:line="331" w:lineRule="auto"/>
+        <w:rPr>
+          <w:sz w:val="24"/>
+          <w:szCs w:val="24"/>
+        </w:rPr>
+      </w:pPr>
+      <w:r>
+        <w:rPr>
+          <w:sz w:val="24"/>
+          <w:szCs w:val="24"/>
+        </w:rPr>
+        <w:t>Todavía considero que debo seguir practicando la definición de cardinalidades y relaciones más complejas, pero después de realizar esta actividad tengo mucho más claro cómo empezar a construir un modelo de base de datos desde los requerimientos de un sistema.</w:t>
       </w:r>
     </w:p>
     <w:p>
@@ -5221,12 +4751,16 @@
         <w:pStyle w:val="isselectedend"/>
         <w:rPr>
           <w:rFonts w:ascii="Arial" w:hAnsi="Arial" w:cs="Arial"/>
+          <w:b/>
+          <w:bCs/>
         </w:rPr>
       </w:pPr>
       <w:r>
         <w:rPr>
           <w:rStyle w:val="Textoennegrita"/>
           <w:rFonts w:ascii="Arial" w:hAnsi="Arial" w:cs="Arial"/>
+          <w:b w:val="0"/>
+          <w:bCs w:val="0"/>
         </w:rPr>
         <w:t xml:space="preserve">Simon Madrid Tamayo </w:t>
       </w:r>
@@ -5295,6 +4829,175 @@
           <w:rFonts w:ascii="Arial" w:hAnsi="Arial" w:cs="Arial"/>
         </w:rPr>
         <w:t>En general, considero que esta actividad fue importante para fortalecer mis conocimientos sobre el Modelo Entidad-Relación y para aprender a analizar un sistema de una manera más estructurada. Ahora tengo una visión más clara de cómo pasar de unos requerimientos y funcionalidades a un modelo que represente la información y las interacciones de una aplicación. Aunque todavía debo seguir practicando las cardinalidades y las relaciones más complejas, siento que este ejercicio me da una buena base para continuar con el modelo lógico y posteriormente con la implementación de la base de datos.</w:t>
+      </w:r>
+    </w:p>
+    <w:p>
+      <w:pPr>
+        <w:pStyle w:val="NormalWeb"/>
+        <w:spacing w:line="276" w:lineRule="auto"/>
+        <w:rPr>
+          <w:rFonts w:ascii="Arial" w:hAnsi="Arial" w:cs="Arial"/>
+        </w:rPr>
+      </w:pPr>
+    </w:p>
+    <w:p>
+      <w:pPr>
+        <w:pStyle w:val="isselectedend"/>
+        <w:rPr>
+          <w:rStyle w:val="Textoennegrita"/>
+          <w:rFonts w:ascii="Arial" w:hAnsi="Arial" w:cs="Arial"/>
+          <w:sz w:val="36"/>
+          <w:szCs w:val="36"/>
+        </w:rPr>
+      </w:pPr>
+      <w:r>
+        <w:rPr>
+          <w:rStyle w:val="Textoennegrita"/>
+          <w:rFonts w:ascii="Arial" w:hAnsi="Arial" w:cs="Arial"/>
+          <w:sz w:val="36"/>
+          <w:szCs w:val="36"/>
+        </w:rPr>
+        <w:t>1</w:t>
+      </w:r>
+      <w:r>
+        <w:rPr>
+          <w:rStyle w:val="Textoennegrita"/>
+          <w:rFonts w:ascii="Arial" w:hAnsi="Arial" w:cs="Arial"/>
+          <w:sz w:val="36"/>
+          <w:szCs w:val="36"/>
+        </w:rPr>
+        <w:t>1</w:t>
+      </w:r>
+      <w:r>
+        <w:rPr>
+          <w:rStyle w:val="Textoennegrita"/>
+          <w:rFonts w:ascii="Arial" w:hAnsi="Arial" w:cs="Arial"/>
+          <w:sz w:val="36"/>
+          <w:szCs w:val="36"/>
+        </w:rPr>
+        <w:t>. Conclusión individual</w:t>
+      </w:r>
+    </w:p>
+    <w:p>
+      <w:pPr>
+        <w:pStyle w:val="isselectedend"/>
+        <w:rPr>
+          <w:rStyle w:val="Textoennegrita"/>
+          <w:rFonts w:ascii="Arial" w:hAnsi="Arial" w:cs="Arial"/>
+          <w:b w:val="0"/>
+          <w:bCs w:val="0"/>
+        </w:rPr>
+      </w:pPr>
+      <w:r>
+        <w:rPr>
+          <w:rStyle w:val="Textoennegrita"/>
+          <w:rFonts w:ascii="Arial" w:hAnsi="Arial" w:cs="Arial"/>
+          <w:b w:val="0"/>
+          <w:bCs w:val="0"/>
+        </w:rPr>
+        <w:t>Juan Sebastián Briñez</w:t>
+      </w:r>
+    </w:p>
+    <w:p>
+      <w:pPr>
+        <w:pStyle w:val="NormalWeb"/>
+        <w:spacing w:line="276" w:lineRule="auto"/>
+        <w:rPr>
+          <w:rFonts w:ascii="Arial" w:hAnsi="Arial" w:cs="Arial"/>
+        </w:rPr>
+      </w:pPr>
+      <w:r>
+        <w:rPr>
+          <w:rFonts w:ascii="Arial" w:hAnsi="Arial" w:cs="Arial"/>
+        </w:rPr>
+        <w:t xml:space="preserve">El desarrollo de este proyecto me permitió comprender cómo transformar las necesidades generales de la Red Social Pascualina en una estructura de datos organizada. Comprendí que el Modelo Entidad </w:t>
+      </w:r>
+      <w:proofErr w:type="gramStart"/>
+      <w:r>
+        <w:rPr>
+          <w:rFonts w:ascii="Arial" w:hAnsi="Arial" w:cs="Arial"/>
+        </w:rPr>
+        <w:t>Relación  es</w:t>
+      </w:r>
+      <w:proofErr w:type="gramEnd"/>
+      <w:r>
+        <w:rPr>
+          <w:rFonts w:ascii="Arial" w:hAnsi="Arial" w:cs="Arial"/>
+        </w:rPr>
+        <w:t xml:space="preserve"> un paso fundamental para tener una visión clara del funcionamiento del sistema antes de avanzar hacia el modelo lógico y su posterior implementación.</w:t>
+      </w:r>
+    </w:p>
+    <w:p>
+      <w:pPr>
+        <w:pStyle w:val="NormalWeb"/>
+        <w:spacing w:line="276" w:lineRule="auto"/>
+        <w:rPr>
+          <w:rFonts w:ascii="Arial" w:hAnsi="Arial" w:cs="Arial"/>
+        </w:rPr>
+      </w:pPr>
+    </w:p>
+    <w:p>
+      <w:pPr>
+        <w:pStyle w:val="NormalWeb"/>
+        <w:spacing w:line="276" w:lineRule="auto"/>
+        <w:rPr>
+          <w:rFonts w:ascii="Arial" w:hAnsi="Arial" w:cs="Arial"/>
+        </w:rPr>
+      </w:pPr>
+      <w:r>
+        <w:rPr>
+          <w:rFonts w:ascii="Arial" w:hAnsi="Arial" w:cs="Arial"/>
+        </w:rPr>
+        <w:t>Durante la construcción del modelo, aprendí que el diseño exige un análisis cuidadoso, como ocurrió al definir "Conexión" como una entidad independiente. Esto fue vital para poder registrar las fechas y los estados de las solicitudes (pendiente, aceptada o rechazada) sin repetir los datos personales, separando además los roles mediante las relaciones "SOLICITA" y "RECIBE".</w:t>
+      </w:r>
+    </w:p>
+    <w:p>
+      <w:pPr>
+        <w:pStyle w:val="NormalWeb"/>
+        <w:spacing w:line="276" w:lineRule="auto"/>
+        <w:rPr>
+          <w:rFonts w:ascii="Arial" w:hAnsi="Arial" w:cs="Arial"/>
+        </w:rPr>
+      </w:pPr>
+    </w:p>
+    <w:p>
+      <w:pPr>
+        <w:pStyle w:val="NormalWeb"/>
+        <w:spacing w:line="276" w:lineRule="auto"/>
+        <w:rPr>
+          <w:rFonts w:ascii="Arial" w:hAnsi="Arial" w:cs="Arial"/>
+        </w:rPr>
+      </w:pPr>
+      <w:r>
+        <w:rPr>
+          <w:rFonts w:ascii="Arial" w:hAnsi="Arial" w:cs="Arial"/>
+        </w:rPr>
+        <w:lastRenderedPageBreak/>
+        <w:t>Una de las decisiones de diseño más valiosas fue aprender a separar elementos y acciones para evitar la redundancia de datos. Entendí la importancia de manejar "Chat" y "Mensaje" como entidades distintas para que un mismo chat agrupe múltiples mensajes sin repetir la información de la conversación. Igualmente, comprendí por qué es necesario separar las relaciones de "CREA" y "PERTENECE" o "PARTICIPA" en las entidades de Grupo y Evento, ya que representan comportamientos muy diferentes dentro de la plataforma.</w:t>
+      </w:r>
+    </w:p>
+    <w:p>
+      <w:pPr>
+        <w:pStyle w:val="NormalWeb"/>
+        <w:spacing w:line="276" w:lineRule="auto"/>
+        <w:rPr>
+          <w:rFonts w:ascii="Arial" w:hAnsi="Arial" w:cs="Arial"/>
+        </w:rPr>
+      </w:pPr>
+    </w:p>
+    <w:p>
+      <w:pPr>
+        <w:pStyle w:val="NormalWeb"/>
+        <w:spacing w:line="276" w:lineRule="auto"/>
+        <w:rPr>
+          <w:rFonts w:ascii="Arial" w:hAnsi="Arial" w:cs="Arial"/>
+        </w:rPr>
+      </w:pPr>
+      <w:r>
+        <w:rPr>
+          <w:rFonts w:ascii="Arial" w:hAnsi="Arial" w:cs="Arial"/>
+        </w:rPr>
+        <w:t>Finalmente, considero que mantener el modelo a nivel conceptual durante esta fase, sin incluir todavía detalles de implementación como tipos SQL o claves foráneas, fue una decisión acertada. Esto me demostró que como futuro desarrollador es indispensable planificar y organizar correctamente la información antes de escribir código o crear tablas.</w:t>
       </w:r>
     </w:p>
     <w:p>
@@ -5325,7 +5028,25 @@
           <w:sz w:val="36"/>
           <w:szCs w:val="36"/>
         </w:rPr>
-        <w:t>11. Referencias</w:t>
+        <w:t>1</w:t>
+      </w:r>
+      <w:r>
+        <w:rPr>
+          <w:b/>
+          <w:bCs/>
+          <w:sz w:val="36"/>
+          <w:szCs w:val="36"/>
+        </w:rPr>
+        <w:t>2</w:t>
+      </w:r>
+      <w:r>
+        <w:rPr>
+          <w:b/>
+          <w:bCs/>
+          <w:sz w:val="36"/>
+          <w:szCs w:val="36"/>
+        </w:rPr>
+        <w:t>. Referencias</w:t>
       </w:r>
     </w:p>
     <w:p>

--- a/Tarea1/Informe/Informe.docx
+++ b/Tarea1/Informe/Informe.docx
@@ -907,23 +907,7 @@
           <w:sz w:val="24"/>
           <w:szCs w:val="24"/>
         </w:rPr>
-        <w:t xml:space="preserve">Estos grupos pueden utilizarse, por ejemplo, para estudiar una materia, participar en un </w:t>
-      </w:r>
-      <w:proofErr w:type="spellStart"/>
-      <w:r>
-        <w:rPr>
-          <w:sz w:val="24"/>
-          <w:szCs w:val="24"/>
-        </w:rPr>
-        <w:t>hackatón</w:t>
-      </w:r>
-      <w:proofErr w:type="spellEnd"/>
-      <w:r>
-        <w:rPr>
-          <w:sz w:val="24"/>
-          <w:szCs w:val="24"/>
-        </w:rPr>
-        <w:t>, crear un club de programación, videojuegos u otros intereses.</w:t>
+        <w:t>Estos grupos pueden utilizarse, por ejemplo, para estudiar una materia, participar en un hackatón, crear un club de programación, videojuegos u otros intereses.</w:t>
       </w:r>
     </w:p>
     <w:p>
@@ -1258,23 +1242,7 @@
           <w:sz w:val="24"/>
           <w:szCs w:val="24"/>
         </w:rPr>
-        <w:t xml:space="preserve">● </w:t>
-      </w:r>
-      <w:proofErr w:type="spellStart"/>
-      <w:r>
-        <w:rPr>
-          <w:sz w:val="24"/>
-          <w:szCs w:val="24"/>
-        </w:rPr>
-        <w:t>Id_usuario</w:t>
-      </w:r>
-      <w:proofErr w:type="spellEnd"/>
-      <w:r>
-        <w:rPr>
-          <w:sz w:val="24"/>
-          <w:szCs w:val="24"/>
-        </w:rPr>
-        <w:t>: permite identificar de forma única a cada usuario.</w:t>
+        <w:t>● Id_usuario: permite identificar de forma única a cada usuario.</w:t>
       </w:r>
     </w:p>
     <w:p>
@@ -1359,56 +1327,24 @@
           <w:sz w:val="24"/>
           <w:szCs w:val="24"/>
         </w:rPr>
-        <w:t xml:space="preserve">● </w:t>
-      </w:r>
-      <w:proofErr w:type="spellStart"/>
-      <w:r>
-        <w:rPr>
-          <w:sz w:val="24"/>
-          <w:szCs w:val="24"/>
-        </w:rPr>
-        <w:t>Foto_perfil</w:t>
-      </w:r>
-      <w:proofErr w:type="spellEnd"/>
-      <w:r>
-        <w:rPr>
-          <w:sz w:val="24"/>
-          <w:szCs w:val="24"/>
-        </w:rPr>
-        <w:t>: permite agregar una imagen al perfil.</w:t>
-      </w:r>
-    </w:p>
-    <w:p>
-      <w:pPr>
-        <w:spacing w:line="331" w:lineRule="auto"/>
-        <w:ind w:left="800" w:hanging="260"/>
-        <w:rPr>
-          <w:sz w:val="24"/>
-          <w:szCs w:val="24"/>
-        </w:rPr>
-      </w:pPr>
-      <w:r>
-        <w:rPr>
-          <w:sz w:val="24"/>
-          <w:szCs w:val="24"/>
-        </w:rPr>
-        <w:t xml:space="preserve">● </w:t>
-      </w:r>
-      <w:proofErr w:type="spellStart"/>
-      <w:r>
-        <w:rPr>
-          <w:sz w:val="24"/>
-          <w:szCs w:val="24"/>
-        </w:rPr>
-        <w:t>Área_estudio</w:t>
-      </w:r>
-      <w:proofErr w:type="spellEnd"/>
-      <w:r>
-        <w:rPr>
-          <w:sz w:val="24"/>
-          <w:szCs w:val="24"/>
-        </w:rPr>
-        <w:t>: permite identificar el programa o área académica del estudiante.</w:t>
+        <w:t>● Foto_perfil: permite agregar una imagen al perfil.</w:t>
+      </w:r>
+    </w:p>
+    <w:p>
+      <w:pPr>
+        <w:spacing w:line="331" w:lineRule="auto"/>
+        <w:ind w:left="800" w:hanging="260"/>
+        <w:rPr>
+          <w:sz w:val="24"/>
+          <w:szCs w:val="24"/>
+        </w:rPr>
+      </w:pPr>
+      <w:r>
+        <w:rPr>
+          <w:sz w:val="24"/>
+          <w:szCs w:val="24"/>
+        </w:rPr>
+        <w:t>● Área_estudio: permite identificar el programa o área académica del estudiante.</w:t>
       </w:r>
     </w:p>
     <w:p>
@@ -1509,23 +1445,7 @@
           <w:sz w:val="24"/>
           <w:szCs w:val="24"/>
         </w:rPr>
-        <w:t xml:space="preserve">● </w:t>
-      </w:r>
-      <w:proofErr w:type="spellStart"/>
-      <w:r>
-        <w:rPr>
-          <w:sz w:val="24"/>
-          <w:szCs w:val="24"/>
-        </w:rPr>
-        <w:t>Id_publicacion</w:t>
-      </w:r>
-      <w:proofErr w:type="spellEnd"/>
-      <w:r>
-        <w:rPr>
-          <w:sz w:val="24"/>
-          <w:szCs w:val="24"/>
-        </w:rPr>
-        <w:t>: permite identificar cada publicación.</w:t>
+        <w:t>● Id_publicacion: permite identificar cada publicación.</w:t>
       </w:r>
     </w:p>
     <w:p>
@@ -1559,56 +1479,24 @@
           <w:sz w:val="24"/>
           <w:szCs w:val="24"/>
         </w:rPr>
-        <w:t xml:space="preserve">● </w:t>
-      </w:r>
-      <w:proofErr w:type="spellStart"/>
-      <w:r>
-        <w:rPr>
-          <w:sz w:val="24"/>
-          <w:szCs w:val="24"/>
-        </w:rPr>
-        <w:t>Fecha_hora</w:t>
-      </w:r>
-      <w:proofErr w:type="spellEnd"/>
-      <w:r>
-        <w:rPr>
-          <w:sz w:val="24"/>
-          <w:szCs w:val="24"/>
-        </w:rPr>
-        <w:t>: indica cuándo se realizó.</w:t>
-      </w:r>
-    </w:p>
-    <w:p>
-      <w:pPr>
-        <w:spacing w:line="331" w:lineRule="auto"/>
-        <w:ind w:left="800" w:hanging="260"/>
-        <w:rPr>
-          <w:sz w:val="24"/>
-          <w:szCs w:val="24"/>
-        </w:rPr>
-      </w:pPr>
-      <w:r>
-        <w:rPr>
-          <w:sz w:val="24"/>
-          <w:szCs w:val="24"/>
-        </w:rPr>
-        <w:t xml:space="preserve">● </w:t>
-      </w:r>
-      <w:proofErr w:type="spellStart"/>
-      <w:r>
-        <w:rPr>
-          <w:sz w:val="24"/>
-          <w:szCs w:val="24"/>
-        </w:rPr>
-        <w:t>Tipo_publicacion</w:t>
-      </w:r>
-      <w:proofErr w:type="spellEnd"/>
-      <w:r>
-        <w:rPr>
-          <w:sz w:val="24"/>
-          <w:szCs w:val="24"/>
-        </w:rPr>
-        <w:t>: permite diferenciar si se trata de una pregunta, recurso, noticia u otro contenido.</w:t>
+        <w:t>● Fecha_hora: indica cuándo se realizó.</w:t>
+      </w:r>
+    </w:p>
+    <w:p>
+      <w:pPr>
+        <w:spacing w:line="331" w:lineRule="auto"/>
+        <w:ind w:left="800" w:hanging="260"/>
+        <w:rPr>
+          <w:sz w:val="24"/>
+          <w:szCs w:val="24"/>
+        </w:rPr>
+      </w:pPr>
+      <w:r>
+        <w:rPr>
+          <w:sz w:val="24"/>
+          <w:szCs w:val="24"/>
+        </w:rPr>
+        <w:t>● Tipo_publicacion: permite diferenciar si se trata de una pregunta, recurso, noticia u otro contenido.</w:t>
       </w:r>
     </w:p>
     <w:p>
@@ -1675,23 +1563,7 @@
           <w:sz w:val="24"/>
           <w:szCs w:val="24"/>
         </w:rPr>
-        <w:t xml:space="preserve">● </w:t>
-      </w:r>
-      <w:proofErr w:type="spellStart"/>
-      <w:r>
-        <w:rPr>
-          <w:sz w:val="24"/>
-          <w:szCs w:val="24"/>
-        </w:rPr>
-        <w:t>Id_grupo</w:t>
-      </w:r>
-      <w:proofErr w:type="spellEnd"/>
-      <w:r>
-        <w:rPr>
-          <w:sz w:val="24"/>
-          <w:szCs w:val="24"/>
-        </w:rPr>
-        <w:t>: identifica de forma única cada grupo.</w:t>
+        <w:t>● Id_grupo: identifica de forma única cada grupo.</w:t>
       </w:r>
     </w:p>
     <w:p>
@@ -1743,39 +1615,7 @@
           <w:sz w:val="24"/>
           <w:szCs w:val="24"/>
         </w:rPr>
-        <w:t xml:space="preserve">● </w:t>
-      </w:r>
-      <w:proofErr w:type="spellStart"/>
-      <w:r>
-        <w:rPr>
-          <w:sz w:val="24"/>
-          <w:szCs w:val="24"/>
-        </w:rPr>
-        <w:t>Tipo_grupo</w:t>
-      </w:r>
-      <w:proofErr w:type="spellEnd"/>
-      <w:r>
-        <w:rPr>
-          <w:sz w:val="24"/>
-          <w:szCs w:val="24"/>
-        </w:rPr>
-        <w:t xml:space="preserve">: permite diferenciar entre grupos de estudio, clubes, equipos para </w:t>
-      </w:r>
-      <w:proofErr w:type="spellStart"/>
-      <w:r>
-        <w:rPr>
-          <w:sz w:val="24"/>
-          <w:szCs w:val="24"/>
-        </w:rPr>
-        <w:t>hackatones</w:t>
-      </w:r>
-      <w:proofErr w:type="spellEnd"/>
-      <w:r>
-        <w:rPr>
-          <w:sz w:val="24"/>
-          <w:szCs w:val="24"/>
-        </w:rPr>
-        <w:t>, entre otros.</w:t>
+        <w:t>● Tipo_grupo: permite diferenciar entre grupos de estudio, clubes, equipos para hackatones, entre otros.</w:t>
       </w:r>
     </w:p>
     <w:p>
@@ -1809,23 +1649,7 @@
           <w:sz w:val="24"/>
           <w:szCs w:val="24"/>
         </w:rPr>
-        <w:t xml:space="preserve">● </w:t>
-      </w:r>
-      <w:proofErr w:type="spellStart"/>
-      <w:r>
-        <w:rPr>
-          <w:sz w:val="24"/>
-          <w:szCs w:val="24"/>
-        </w:rPr>
-        <w:t>Fecha_creacion</w:t>
-      </w:r>
-      <w:proofErr w:type="spellEnd"/>
-      <w:r>
-        <w:rPr>
-          <w:sz w:val="24"/>
-          <w:szCs w:val="24"/>
-        </w:rPr>
-        <w:t>: permite conocer cuándo se creó el grupo.</w:t>
+        <w:t>● Fecha_creacion: permite conocer cuándo se creó el grupo.</w:t>
       </w:r>
     </w:p>
     <w:p>
@@ -1892,23 +1716,7 @@
           <w:sz w:val="24"/>
           <w:szCs w:val="24"/>
         </w:rPr>
-        <w:t xml:space="preserve">● </w:t>
-      </w:r>
-      <w:proofErr w:type="spellStart"/>
-      <w:r>
-        <w:rPr>
-          <w:sz w:val="24"/>
-          <w:szCs w:val="24"/>
-        </w:rPr>
-        <w:t>Id_evento</w:t>
-      </w:r>
-      <w:proofErr w:type="spellEnd"/>
-      <w:r>
-        <w:rPr>
-          <w:sz w:val="24"/>
-          <w:szCs w:val="24"/>
-        </w:rPr>
-        <w:t>: identifica cada evento.</w:t>
+        <w:t>● Id_evento: identifica cada evento.</w:t>
       </w:r>
     </w:p>
     <w:p>
@@ -2010,23 +1818,7 @@
           <w:sz w:val="24"/>
           <w:szCs w:val="24"/>
         </w:rPr>
-        <w:t xml:space="preserve">● </w:t>
-      </w:r>
-      <w:proofErr w:type="spellStart"/>
-      <w:r>
-        <w:rPr>
-          <w:sz w:val="24"/>
-          <w:szCs w:val="24"/>
-        </w:rPr>
-        <w:t>Tipo_evento</w:t>
-      </w:r>
-      <w:proofErr w:type="spellEnd"/>
-      <w:r>
-        <w:rPr>
-          <w:sz w:val="24"/>
-          <w:szCs w:val="24"/>
-        </w:rPr>
-        <w:t>: permite diferenciar entre talleres, reuniones de estudio, actividades sociales, entre otros.</w:t>
+        <w:t>● Tipo_evento: permite diferenciar entre talleres, reuniones de estudio, actividades sociales, entre otros.</w:t>
       </w:r>
     </w:p>
     <w:p>
@@ -2093,89 +1885,41 @@
           <w:sz w:val="24"/>
           <w:szCs w:val="24"/>
         </w:rPr>
-        <w:t xml:space="preserve">● </w:t>
-      </w:r>
-      <w:proofErr w:type="spellStart"/>
-      <w:r>
-        <w:rPr>
-          <w:sz w:val="24"/>
-          <w:szCs w:val="24"/>
-        </w:rPr>
-        <w:t>Id_chat</w:t>
-      </w:r>
-      <w:proofErr w:type="spellEnd"/>
-      <w:r>
-        <w:rPr>
-          <w:sz w:val="24"/>
-          <w:szCs w:val="24"/>
-        </w:rPr>
-        <w:t>: identifica de forma única cada conversación.</w:t>
-      </w:r>
-    </w:p>
-    <w:p>
-      <w:pPr>
-        <w:spacing w:line="331" w:lineRule="auto"/>
-        <w:ind w:left="800" w:hanging="260"/>
-        <w:rPr>
-          <w:sz w:val="24"/>
-          <w:szCs w:val="24"/>
-        </w:rPr>
-      </w:pPr>
-      <w:r>
-        <w:rPr>
-          <w:sz w:val="24"/>
-          <w:szCs w:val="24"/>
-        </w:rPr>
-        <w:t xml:space="preserve">● </w:t>
-      </w:r>
-      <w:proofErr w:type="spellStart"/>
-      <w:r>
-        <w:rPr>
-          <w:sz w:val="24"/>
-          <w:szCs w:val="24"/>
-        </w:rPr>
-        <w:t>Fecha_creacion</w:t>
-      </w:r>
-      <w:proofErr w:type="spellEnd"/>
-      <w:r>
-        <w:rPr>
-          <w:sz w:val="24"/>
-          <w:szCs w:val="24"/>
-        </w:rPr>
-        <w:t>: indica cuándo se creó el chat.</w:t>
-      </w:r>
-    </w:p>
-    <w:p>
-      <w:pPr>
-        <w:spacing w:line="331" w:lineRule="auto"/>
-        <w:ind w:left="800" w:hanging="260"/>
-        <w:rPr>
-          <w:sz w:val="24"/>
-          <w:szCs w:val="24"/>
-        </w:rPr>
-      </w:pPr>
-      <w:r>
-        <w:rPr>
-          <w:sz w:val="24"/>
-          <w:szCs w:val="24"/>
-        </w:rPr>
-        <w:t xml:space="preserve">● </w:t>
-      </w:r>
-      <w:proofErr w:type="spellStart"/>
-      <w:r>
-        <w:rPr>
-          <w:sz w:val="24"/>
-          <w:szCs w:val="24"/>
-        </w:rPr>
-        <w:t>Tipo_chat</w:t>
-      </w:r>
-      <w:proofErr w:type="spellEnd"/>
-      <w:r>
-        <w:rPr>
-          <w:sz w:val="24"/>
-          <w:szCs w:val="24"/>
-        </w:rPr>
-        <w:t>: permite identificar si se trata de un chat privado o grupal.</w:t>
+        <w:t>● Id_chat: identifica de forma única cada conversación.</w:t>
+      </w:r>
+    </w:p>
+    <w:p>
+      <w:pPr>
+        <w:spacing w:line="331" w:lineRule="auto"/>
+        <w:ind w:left="800" w:hanging="260"/>
+        <w:rPr>
+          <w:sz w:val="24"/>
+          <w:szCs w:val="24"/>
+        </w:rPr>
+      </w:pPr>
+      <w:r>
+        <w:rPr>
+          <w:sz w:val="24"/>
+          <w:szCs w:val="24"/>
+        </w:rPr>
+        <w:t>● Fecha_creacion: indica cuándo se creó el chat.</w:t>
+      </w:r>
+    </w:p>
+    <w:p>
+      <w:pPr>
+        <w:spacing w:line="331" w:lineRule="auto"/>
+        <w:ind w:left="800" w:hanging="260"/>
+        <w:rPr>
+          <w:sz w:val="24"/>
+          <w:szCs w:val="24"/>
+        </w:rPr>
+      </w:pPr>
+      <w:r>
+        <w:rPr>
+          <w:sz w:val="24"/>
+          <w:szCs w:val="24"/>
+        </w:rPr>
+        <w:t>● Tipo_chat: permite identificar si se trata de un chat privado o grupal.</w:t>
       </w:r>
     </w:p>
     <w:p>
@@ -2242,23 +1986,7 @@
           <w:sz w:val="24"/>
           <w:szCs w:val="24"/>
         </w:rPr>
-        <w:t xml:space="preserve">● </w:t>
-      </w:r>
-      <w:proofErr w:type="spellStart"/>
-      <w:r>
-        <w:rPr>
-          <w:sz w:val="24"/>
-          <w:szCs w:val="24"/>
-        </w:rPr>
-        <w:t>Id_mensaje</w:t>
-      </w:r>
-      <w:proofErr w:type="spellEnd"/>
-      <w:r>
-        <w:rPr>
-          <w:sz w:val="24"/>
-          <w:szCs w:val="24"/>
-        </w:rPr>
-        <w:t>: identifica cada mensaje.</w:t>
+        <w:t>● Id_mensaje: identifica cada mensaje.</w:t>
       </w:r>
     </w:p>
     <w:p>
@@ -2292,23 +2020,7 @@
           <w:sz w:val="24"/>
           <w:szCs w:val="24"/>
         </w:rPr>
-        <w:t xml:space="preserve">● </w:t>
-      </w:r>
-      <w:proofErr w:type="spellStart"/>
-      <w:r>
-        <w:rPr>
-          <w:sz w:val="24"/>
-          <w:szCs w:val="24"/>
-        </w:rPr>
-        <w:t>Fecha_hora</w:t>
-      </w:r>
-      <w:proofErr w:type="spellEnd"/>
-      <w:r>
-        <w:rPr>
-          <w:sz w:val="24"/>
-          <w:szCs w:val="24"/>
-        </w:rPr>
-        <w:t>: permite saber cuándo se envió.</w:t>
+        <w:t>● Fecha_hora: permite saber cuándo se envió.</w:t>
       </w:r>
     </w:p>
     <w:p>
@@ -2393,23 +2105,7 @@
           <w:sz w:val="24"/>
           <w:szCs w:val="24"/>
         </w:rPr>
-        <w:t xml:space="preserve">● </w:t>
-      </w:r>
-      <w:proofErr w:type="spellStart"/>
-      <w:r>
-        <w:rPr>
-          <w:sz w:val="24"/>
-          <w:szCs w:val="24"/>
-        </w:rPr>
-        <w:t>Id_archivo</w:t>
-      </w:r>
-      <w:proofErr w:type="spellEnd"/>
-      <w:r>
-        <w:rPr>
-          <w:sz w:val="24"/>
-          <w:szCs w:val="24"/>
-        </w:rPr>
-        <w:t>: permite identificar cada archivo.</w:t>
+        <w:t>● Id_archivo: permite identificar cada archivo.</w:t>
       </w:r>
     </w:p>
     <w:p>
@@ -2544,56 +2240,24 @@
           <w:sz w:val="24"/>
           <w:szCs w:val="24"/>
         </w:rPr>
-        <w:t xml:space="preserve">● </w:t>
-      </w:r>
-      <w:proofErr w:type="spellStart"/>
-      <w:r>
-        <w:rPr>
-          <w:sz w:val="24"/>
-          <w:szCs w:val="24"/>
-        </w:rPr>
-        <w:t>Id_conexion</w:t>
-      </w:r>
-      <w:proofErr w:type="spellEnd"/>
-      <w:r>
-        <w:rPr>
-          <w:sz w:val="24"/>
-          <w:szCs w:val="24"/>
-        </w:rPr>
-        <w:t>: identifica de forma única cada conexión.</w:t>
-      </w:r>
-    </w:p>
-    <w:p>
-      <w:pPr>
-        <w:spacing w:line="331" w:lineRule="auto"/>
-        <w:ind w:left="800" w:hanging="260"/>
-        <w:rPr>
-          <w:sz w:val="24"/>
-          <w:szCs w:val="24"/>
-        </w:rPr>
-      </w:pPr>
-      <w:r>
-        <w:rPr>
-          <w:sz w:val="24"/>
-          <w:szCs w:val="24"/>
-        </w:rPr>
-        <w:t xml:space="preserve">● </w:t>
-      </w:r>
-      <w:proofErr w:type="spellStart"/>
-      <w:r>
-        <w:rPr>
-          <w:sz w:val="24"/>
-          <w:szCs w:val="24"/>
-        </w:rPr>
-        <w:t>Fecha_solicitud</w:t>
-      </w:r>
-      <w:proofErr w:type="spellEnd"/>
-      <w:r>
-        <w:rPr>
-          <w:sz w:val="24"/>
-          <w:szCs w:val="24"/>
-        </w:rPr>
-        <w:t>: registra cuándo el solicitante envió la solicitud al receptor.</w:t>
+        <w:t>● Id_conexion: identifica de forma única cada conexión.</w:t>
+      </w:r>
+    </w:p>
+    <w:p>
+      <w:pPr>
+        <w:spacing w:line="331" w:lineRule="auto"/>
+        <w:ind w:left="800" w:hanging="260"/>
+        <w:rPr>
+          <w:sz w:val="24"/>
+          <w:szCs w:val="24"/>
+        </w:rPr>
+      </w:pPr>
+      <w:r>
+        <w:rPr>
+          <w:sz w:val="24"/>
+          <w:szCs w:val="24"/>
+        </w:rPr>
+        <w:t>● Fecha_solicitud: registra cuándo el solicitante envió la solicitud al receptor.</w:t>
       </w:r>
     </w:p>
     <w:p>
@@ -2627,23 +2291,7 @@
           <w:sz w:val="24"/>
           <w:szCs w:val="24"/>
         </w:rPr>
-        <w:t xml:space="preserve">● </w:t>
-      </w:r>
-      <w:proofErr w:type="spellStart"/>
-      <w:r>
-        <w:rPr>
-          <w:sz w:val="24"/>
-          <w:szCs w:val="24"/>
-        </w:rPr>
-        <w:t>Fecha_conexion</w:t>
-      </w:r>
-      <w:proofErr w:type="spellEnd"/>
-      <w:r>
-        <w:rPr>
-          <w:sz w:val="24"/>
-          <w:szCs w:val="24"/>
-        </w:rPr>
-        <w:t>: registra cuándo se aceptó la solicitud; no tiene valor mientras esté pendiente o rechazada.</w:t>
+        <w:t>● Fecha_conexion: registra cuándo se aceptó la solicitud; no tiene valor mientras esté pendiente o rechazada.</w:t>
       </w:r>
     </w:p>
     <w:p>
@@ -2754,17 +2402,8 @@
           <w:szCs w:val="24"/>
         </w:rPr>
         <w:br/>
-        <w:t xml:space="preserve">Cardinalidad: </w:t>
-      </w:r>
-      <w:proofErr w:type="gramStart"/>
-      <w:r>
-        <w:rPr>
-          <w:sz w:val="24"/>
-          <w:szCs w:val="24"/>
-        </w:rPr>
-        <w:t>1:N</w:t>
-      </w:r>
-      <w:proofErr w:type="gramEnd"/>
+        <w:t>Cardinalidad: 1:N</w:t>
+      </w:r>
     </w:p>
     <w:p>
       <w:pPr>
@@ -2830,23 +2469,7 @@
           <w:sz w:val="24"/>
           <w:szCs w:val="24"/>
         </w:rPr>
-        <w:t xml:space="preserve">Relaciones: SOLICITA y RECIBE | Cardinalidad: </w:t>
-      </w:r>
-      <w:proofErr w:type="gramStart"/>
-      <w:r>
-        <w:rPr>
-          <w:sz w:val="24"/>
-          <w:szCs w:val="24"/>
-        </w:rPr>
-        <w:t>1:N</w:t>
-      </w:r>
-      <w:proofErr w:type="gramEnd"/>
-      <w:r>
-        <w:rPr>
-          <w:sz w:val="24"/>
-          <w:szCs w:val="24"/>
-        </w:rPr>
-        <w:t xml:space="preserve"> en cada relación.</w:t>
+        <w:t>Relaciones: SOLICITA y RECIBE | Cardinalidad: 1:N en cada relación.</w:t>
       </w:r>
     </w:p>
     <w:p>
@@ -2947,17 +2570,8 @@
           <w:sz w:val="24"/>
           <w:szCs w:val="24"/>
         </w:rPr>
-        <w:t xml:space="preserve">Cardinalidad: </w:t>
-      </w:r>
-      <w:proofErr w:type="gramStart"/>
-      <w:r>
-        <w:rPr>
-          <w:sz w:val="24"/>
-          <w:szCs w:val="24"/>
-        </w:rPr>
-        <w:t>1:N</w:t>
-      </w:r>
-      <w:proofErr w:type="gramEnd"/>
+        <w:t>Cardinalidad: 1:N</w:t>
+      </w:r>
     </w:p>
     <w:p>
       <w:pPr>
@@ -3024,17 +2638,8 @@
           <w:sz w:val="24"/>
           <w:szCs w:val="24"/>
         </w:rPr>
-        <w:t xml:space="preserve">Cardinalidad: </w:t>
-      </w:r>
-      <w:proofErr w:type="gramStart"/>
-      <w:r>
-        <w:rPr>
-          <w:sz w:val="24"/>
-          <w:szCs w:val="24"/>
-        </w:rPr>
-        <w:t>M:N</w:t>
-      </w:r>
-      <w:proofErr w:type="gramEnd"/>
+        <w:t>Cardinalidad: M:N</w:t>
+      </w:r>
     </w:p>
     <w:p>
       <w:pPr>
@@ -3065,23 +2670,7 @@
           <w:sz w:val="24"/>
           <w:szCs w:val="24"/>
         </w:rPr>
-        <w:t xml:space="preserve">Esta relación permite representar la participación de los estudiantes en grupos de estudio, clubes, </w:t>
-      </w:r>
-      <w:proofErr w:type="spellStart"/>
-      <w:r>
-        <w:rPr>
-          <w:sz w:val="24"/>
-          <w:szCs w:val="24"/>
-        </w:rPr>
-        <w:t>hackatones</w:t>
-      </w:r>
-      <w:proofErr w:type="spellEnd"/>
-      <w:r>
-        <w:rPr>
-          <w:sz w:val="24"/>
-          <w:szCs w:val="24"/>
-        </w:rPr>
-        <w:t xml:space="preserve"> u otras actividades.</w:t>
+        <w:t>Esta relación permite representar la participación de los estudiantes en grupos de estudio, clubes, hackatones u otras actividades.</w:t>
       </w:r>
     </w:p>
     <w:p>
@@ -3150,17 +2739,8 @@
           <w:sz w:val="24"/>
           <w:szCs w:val="24"/>
         </w:rPr>
-        <w:t xml:space="preserve">Cardinalidad: </w:t>
-      </w:r>
-      <w:proofErr w:type="gramStart"/>
-      <w:r>
-        <w:rPr>
-          <w:sz w:val="24"/>
-          <w:szCs w:val="24"/>
-        </w:rPr>
-        <w:t>1:N</w:t>
-      </w:r>
-      <w:proofErr w:type="gramEnd"/>
+        <w:t>Cardinalidad: 1:N</w:t>
+      </w:r>
     </w:p>
     <w:p>
       <w:pPr>
@@ -3228,17 +2808,8 @@
           <w:sz w:val="24"/>
           <w:szCs w:val="24"/>
         </w:rPr>
-        <w:t xml:space="preserve">Cardinalidad: </w:t>
-      </w:r>
-      <w:proofErr w:type="gramStart"/>
-      <w:r>
-        <w:rPr>
-          <w:sz w:val="24"/>
-          <w:szCs w:val="24"/>
-        </w:rPr>
-        <w:t>M:N</w:t>
-      </w:r>
-      <w:proofErr w:type="gramEnd"/>
+        <w:t>Cardinalidad: M:N</w:t>
+      </w:r>
     </w:p>
     <w:p>
       <w:pPr>
@@ -3303,17 +2874,8 @@
           <w:sz w:val="24"/>
           <w:szCs w:val="24"/>
         </w:rPr>
-        <w:t xml:space="preserve">Relación: PARTICIPA_EN | Cardinalidad: </w:t>
-      </w:r>
-      <w:proofErr w:type="gramStart"/>
-      <w:r>
-        <w:rPr>
-          <w:sz w:val="24"/>
-          <w:szCs w:val="24"/>
-        </w:rPr>
-        <w:t>M:N</w:t>
-      </w:r>
-      <w:proofErr w:type="gramEnd"/>
+        <w:t>Relación: PARTICIPA_EN | Cardinalidad: M:N</w:t>
+      </w:r>
     </w:p>
     <w:p>
       <w:pPr>
@@ -3386,17 +2948,8 @@
           <w:szCs w:val="24"/>
         </w:rPr>
         <w:br/>
-        <w:t xml:space="preserve">Cardinalidad: </w:t>
-      </w:r>
-      <w:proofErr w:type="gramStart"/>
-      <w:r>
-        <w:rPr>
-          <w:sz w:val="24"/>
-          <w:szCs w:val="24"/>
-        </w:rPr>
-        <w:t>1:N</w:t>
-      </w:r>
-      <w:proofErr w:type="gramEnd"/>
+        <w:t>Cardinalidad: 1:N</w:t>
+      </w:r>
     </w:p>
     <w:p>
       <w:pPr>
@@ -3469,17 +3022,8 @@
           <w:szCs w:val="24"/>
         </w:rPr>
         <w:br/>
-        <w:t xml:space="preserve">Cardinalidad: </w:t>
-      </w:r>
-      <w:proofErr w:type="gramStart"/>
-      <w:r>
-        <w:rPr>
-          <w:sz w:val="24"/>
-          <w:szCs w:val="24"/>
-        </w:rPr>
-        <w:t>1:N</w:t>
-      </w:r>
-      <w:proofErr w:type="gramEnd"/>
+        <w:t>Cardinalidad: 1:N</w:t>
+      </w:r>
     </w:p>
     <w:p>
       <w:pPr>
@@ -3552,64 +3096,23 @@
           <w:szCs w:val="24"/>
         </w:rPr>
         <w:br/>
-        <w:t xml:space="preserve">Cardinalidad: </w:t>
-      </w:r>
-      <w:proofErr w:type="gramStart"/>
-      <w:r>
-        <w:rPr>
-          <w:sz w:val="24"/>
-          <w:szCs w:val="24"/>
-        </w:rPr>
-        <w:t>1:N</w:t>
-      </w:r>
-      <w:proofErr w:type="gramEnd"/>
-    </w:p>
-    <w:p>
-      <w:pPr>
-        <w:spacing w:line="331" w:lineRule="auto"/>
-        <w:rPr>
-          <w:sz w:val="24"/>
-          <w:szCs w:val="24"/>
-        </w:rPr>
-      </w:pPr>
-      <w:r>
-        <w:rPr>
-          <w:sz w:val="24"/>
-          <w:szCs w:val="24"/>
-        </w:rPr>
-        <w:t>Un mensaje puede tener entre cero y muchos archivos adjuntos (</w:t>
-      </w:r>
-      <w:proofErr w:type="gramStart"/>
-      <w:r>
-        <w:rPr>
-          <w:sz w:val="24"/>
-          <w:szCs w:val="24"/>
-        </w:rPr>
-        <w:t>0..</w:t>
-      </w:r>
-      <w:proofErr w:type="gramEnd"/>
-      <w:r>
-        <w:rPr>
-          <w:sz w:val="24"/>
-          <w:szCs w:val="24"/>
-        </w:rPr>
-        <w:t xml:space="preserve">N), mientras que cada archivo pertenece a un único mensaje (1..1). La relación es </w:t>
-      </w:r>
-      <w:proofErr w:type="gramStart"/>
-      <w:r>
-        <w:rPr>
-          <w:sz w:val="24"/>
-          <w:szCs w:val="24"/>
-        </w:rPr>
-        <w:t>1:N</w:t>
-      </w:r>
-      <w:proofErr w:type="gramEnd"/>
-      <w:r>
-        <w:rPr>
-          <w:sz w:val="24"/>
-          <w:szCs w:val="24"/>
-        </w:rPr>
-        <w:t xml:space="preserve"> y la participación del mensaje es opcional: también se pueden enviar mensajes sin archivos.</w:t>
+        <w:t>Cardinalidad: 1:N</w:t>
+      </w:r>
+    </w:p>
+    <w:p>
+      <w:pPr>
+        <w:spacing w:line="331" w:lineRule="auto"/>
+        <w:rPr>
+          <w:sz w:val="24"/>
+          <w:szCs w:val="24"/>
+        </w:rPr>
+      </w:pPr>
+      <w:r>
+        <w:rPr>
+          <w:sz w:val="24"/>
+          <w:szCs w:val="24"/>
+        </w:rPr>
+        <w:t>Un mensaje puede tener entre cero y muchos archivos adjuntos (0..N), mientras que cada archivo pertenece a un único mensaje (1..1). La relación es 1:N y la participación del mensaje es opcional: también se pueden enviar mensajes sin archivos.</w:t>
       </w:r>
     </w:p>
     <w:p>
@@ -3660,17 +3163,8 @@
           <w:sz w:val="24"/>
           <w:szCs w:val="24"/>
         </w:rPr>
-        <w:t xml:space="preserve">Relación: SIGUE | Cardinalidad: </w:t>
-      </w:r>
-      <w:proofErr w:type="gramStart"/>
-      <w:r>
-        <w:rPr>
-          <w:sz w:val="24"/>
-          <w:szCs w:val="24"/>
-        </w:rPr>
-        <w:t>M:N.</w:t>
-      </w:r>
-      <w:proofErr w:type="gramEnd"/>
+        <w:t>Relación: SIGUE | Cardinalidad: M:N.</w:t>
+      </w:r>
     </w:p>
     <w:p>
       <w:pPr>
@@ -3712,21 +3206,12 @@
           <w:szCs w:val="24"/>
         </w:rPr>
       </w:pPr>
-      <w:proofErr w:type="spellStart"/>
-      <w:r>
-        <w:rPr>
-          <w:sz w:val="24"/>
-          <w:szCs w:val="24"/>
-        </w:rPr>
-        <w:t>Fecha_seguimiento</w:t>
-      </w:r>
-      <w:proofErr w:type="spellEnd"/>
-      <w:r>
-        <w:rPr>
-          <w:sz w:val="24"/>
-          <w:szCs w:val="24"/>
-        </w:rPr>
-        <w:t>: registra cuándo comenzó el seguimiento y pertenece a la relación, porque depende del par de usuarios.</w:t>
+      <w:r>
+        <w:rPr>
+          <w:sz w:val="24"/>
+          <w:szCs w:val="24"/>
+        </w:rPr>
+        <w:t>Fecha_seguimiento: registra cuándo comenzó el seguimiento y pertenece a la relación, porque depende del par de usuarios.</w:t>
       </w:r>
     </w:p>
     <w:p>
@@ -3895,39 +3380,7 @@
           <w:sz w:val="24"/>
           <w:szCs w:val="24"/>
         </w:rPr>
-        <w:t xml:space="preserve">El diagrama contiene ocho entidades y doce relaciones. Las etiquetas </w:t>
-      </w:r>
-      <w:proofErr w:type="gramStart"/>
-      <w:r>
-        <w:rPr>
-          <w:sz w:val="24"/>
-          <w:szCs w:val="24"/>
-        </w:rPr>
-        <w:t>1:N</w:t>
-      </w:r>
-      <w:proofErr w:type="gramEnd"/>
-      <w:r>
-        <w:rPr>
-          <w:sz w:val="24"/>
-          <w:szCs w:val="24"/>
-        </w:rPr>
-        <w:t xml:space="preserve"> y M:N indican las cardinalidades máximas. SIGUE es una relación recursiva entre usuarios, con los roles seguidor y seguido; ambos admiten cero o muchas participaciones. Conexión conserva SOLICITA y RECIBE, ambas </w:t>
-      </w:r>
-      <w:proofErr w:type="gramStart"/>
-      <w:r>
-        <w:rPr>
-          <w:sz w:val="24"/>
-          <w:szCs w:val="24"/>
-        </w:rPr>
-        <w:t>1:N.</w:t>
-      </w:r>
-      <w:proofErr w:type="gramEnd"/>
-      <w:r>
-        <w:rPr>
-          <w:sz w:val="24"/>
-          <w:szCs w:val="24"/>
-        </w:rPr>
-        <w:t xml:space="preserve"> Los nombres de atributos se muestran en minúsculas y sin tildes.</w:t>
+        <w:t>El diagrama contiene ocho entidades y doce relaciones. Las etiquetas 1:N y M:N indican las cardinalidades máximas. SIGUE es una relación recursiva entre usuarios, con los roles seguidor y seguido; ambos admiten cero o muchas participaciones. Conexión conserva SOLICITA y RECIBE, ambas 1:N. Los nombres de atributos se muestran en minúsculas y sin tildes.</w:t>
       </w:r>
     </w:p>
     <w:p>
@@ -4258,23 +3711,7 @@
           <w:sz w:val="24"/>
           <w:szCs w:val="24"/>
         </w:rPr>
-        <w:t xml:space="preserve">Se identificaron varias relaciones </w:t>
-      </w:r>
-      <w:proofErr w:type="gramStart"/>
-      <w:r>
-        <w:rPr>
-          <w:sz w:val="24"/>
-          <w:szCs w:val="24"/>
-        </w:rPr>
-        <w:t>M:N</w:t>
-      </w:r>
-      <w:proofErr w:type="gramEnd"/>
-      <w:r>
-        <w:rPr>
-          <w:sz w:val="24"/>
-          <w:szCs w:val="24"/>
-        </w:rPr>
-        <w:t>:</w:t>
+        <w:t>Se identificaron varias relaciones M:N:</w:t>
       </w:r>
     </w:p>
     <w:p>
@@ -4425,89 +3862,41 @@
           <w:sz w:val="24"/>
           <w:szCs w:val="24"/>
         </w:rPr>
-        <w:t xml:space="preserve">● </w:t>
-      </w:r>
-      <w:proofErr w:type="spellStart"/>
-      <w:r>
-        <w:rPr>
-          <w:sz w:val="24"/>
-          <w:szCs w:val="24"/>
-        </w:rPr>
-        <w:t>Fecha_union</w:t>
-      </w:r>
-      <w:proofErr w:type="spellEnd"/>
-      <w:r>
-        <w:rPr>
-          <w:sz w:val="24"/>
-          <w:szCs w:val="24"/>
-        </w:rPr>
-        <w:t xml:space="preserve"> y Rol en PERTENECE (Usuario–Grupo): registran la fecha de ingreso y el rol del usuario dentro del grupo.</w:t>
-      </w:r>
-    </w:p>
-    <w:p>
-      <w:pPr>
-        <w:spacing w:line="331" w:lineRule="auto"/>
-        <w:ind w:left="800" w:hanging="260"/>
-        <w:rPr>
-          <w:sz w:val="24"/>
-          <w:szCs w:val="24"/>
-        </w:rPr>
-      </w:pPr>
-      <w:r>
-        <w:rPr>
-          <w:sz w:val="24"/>
-          <w:szCs w:val="24"/>
-        </w:rPr>
-        <w:t xml:space="preserve">● </w:t>
-      </w:r>
-      <w:proofErr w:type="spellStart"/>
-      <w:r>
-        <w:rPr>
-          <w:sz w:val="24"/>
-          <w:szCs w:val="24"/>
-        </w:rPr>
-        <w:t>Estado_participacion</w:t>
-      </w:r>
-      <w:proofErr w:type="spellEnd"/>
-      <w:r>
-        <w:rPr>
-          <w:sz w:val="24"/>
-          <w:szCs w:val="24"/>
-        </w:rPr>
-        <w:t xml:space="preserve"> en PARTICIPA (Usuario–Evento): registra el estado de participación del usuario en el evento.</w:t>
-      </w:r>
-    </w:p>
-    <w:p>
-      <w:pPr>
-        <w:spacing w:line="331" w:lineRule="auto"/>
-        <w:ind w:left="800" w:hanging="260"/>
-        <w:rPr>
-          <w:sz w:val="24"/>
-          <w:szCs w:val="24"/>
-        </w:rPr>
-      </w:pPr>
-      <w:r>
-        <w:rPr>
-          <w:sz w:val="24"/>
-          <w:szCs w:val="24"/>
-        </w:rPr>
-        <w:t xml:space="preserve">● </w:t>
-      </w:r>
-      <w:proofErr w:type="spellStart"/>
-      <w:r>
-        <w:rPr>
-          <w:sz w:val="24"/>
-          <w:szCs w:val="24"/>
-        </w:rPr>
-        <w:t>Fecha_seguimiento</w:t>
-      </w:r>
-      <w:proofErr w:type="spellEnd"/>
-      <w:r>
-        <w:rPr>
-          <w:sz w:val="24"/>
-          <w:szCs w:val="24"/>
-        </w:rPr>
-        <w:t xml:space="preserve"> en SIGUE (Usuario–Usuario): registra el inicio del seguimiento entre el seguidor y el seguido.</w:t>
+        <w:t>● Fecha_union y Rol en PERTENECE (Usuario–Grupo): registran la fecha de ingreso y el rol del usuario dentro del grupo.</w:t>
+      </w:r>
+    </w:p>
+    <w:p>
+      <w:pPr>
+        <w:spacing w:line="331" w:lineRule="auto"/>
+        <w:ind w:left="800" w:hanging="260"/>
+        <w:rPr>
+          <w:sz w:val="24"/>
+          <w:szCs w:val="24"/>
+        </w:rPr>
+      </w:pPr>
+      <w:r>
+        <w:rPr>
+          <w:sz w:val="24"/>
+          <w:szCs w:val="24"/>
+        </w:rPr>
+        <w:t>● Estado_participacion en PARTICIPA (Usuario–Evento): registra el estado de participación del usuario en el evento.</w:t>
+      </w:r>
+    </w:p>
+    <w:p>
+      <w:pPr>
+        <w:spacing w:line="331" w:lineRule="auto"/>
+        <w:ind w:left="800" w:hanging="260"/>
+        <w:rPr>
+          <w:sz w:val="24"/>
+          <w:szCs w:val="24"/>
+        </w:rPr>
+      </w:pPr>
+      <w:r>
+        <w:rPr>
+          <w:sz w:val="24"/>
+          <w:szCs w:val="24"/>
+        </w:rPr>
+        <w:t>● Fecha_seguimiento en SIGUE (Usuario–Usuario): registra el inicio del seguimiento entre el seguidor y el seguido.</w:t>
       </w:r>
     </w:p>
     <w:p>
@@ -4910,21 +4299,7 @@
         <w:rPr>
           <w:rFonts w:ascii="Arial" w:hAnsi="Arial" w:cs="Arial"/>
         </w:rPr>
-        <w:t xml:space="preserve">El desarrollo de este proyecto me permitió comprender cómo transformar las necesidades generales de la Red Social Pascualina en una estructura de datos organizada. Comprendí que el Modelo Entidad </w:t>
-      </w:r>
-      <w:proofErr w:type="gramStart"/>
-      <w:r>
-        <w:rPr>
-          <w:rFonts w:ascii="Arial" w:hAnsi="Arial" w:cs="Arial"/>
-        </w:rPr>
-        <w:t>Relación  es</w:t>
-      </w:r>
-      <w:proofErr w:type="gramEnd"/>
-      <w:r>
-        <w:rPr>
-          <w:rFonts w:ascii="Arial" w:hAnsi="Arial" w:cs="Arial"/>
-        </w:rPr>
-        <w:t xml:space="preserve"> un paso fundamental para tener una visión clara del funcionamiento del sistema antes de avanzar hacia el modelo lógico y su posterior implementación.</w:t>
+        <w:t>El desarrollo de este proyecto me permitió comprender cómo transformar las necesidades generales de la Red Social Pascualina en una estructura de datos organizada. Comprendí que el Modelo Entidad Relación  es un paso fundamental para tener una visión clara del funcionamiento del sistema antes de avanzar hacia el modelo lógico y su posterior implementación.</w:t>
       </w:r>
     </w:p>
     <w:p>
@@ -5057,37 +4432,12 @@
           <w:szCs w:val="24"/>
         </w:rPr>
       </w:pPr>
-      <w:proofErr w:type="spellStart"/>
-      <w:r>
-        <w:rPr>
-          <w:sz w:val="24"/>
-          <w:szCs w:val="24"/>
-        </w:rPr>
-        <w:t>Elmasri</w:t>
-      </w:r>
-      <w:proofErr w:type="spellEnd"/>
-      <w:r>
-        <w:rPr>
-          <w:sz w:val="24"/>
-          <w:szCs w:val="24"/>
-        </w:rPr>
-        <w:t xml:space="preserve">, R., &amp; </w:t>
-      </w:r>
-      <w:proofErr w:type="spellStart"/>
-      <w:r>
-        <w:rPr>
-          <w:sz w:val="24"/>
-          <w:szCs w:val="24"/>
-        </w:rPr>
-        <w:t>Navathe</w:t>
-      </w:r>
-      <w:proofErr w:type="spellEnd"/>
-      <w:r>
-        <w:rPr>
-          <w:sz w:val="24"/>
-          <w:szCs w:val="24"/>
-        </w:rPr>
-        <w:t>, S. B. (2007). Fundamentos de sistemas de bases de datos (5.ª ed.). Pearson Educación.</w:t>
+      <w:r>
+        <w:rPr>
+          <w:sz w:val="24"/>
+          <w:szCs w:val="24"/>
+        </w:rPr>
+        <w:t>Elmasri, R., &amp; Navathe, S. B. (2007). Fundamentos de sistemas de bases de datos (5.ª ed.). Pearson Educación.</w:t>
       </w:r>
     </w:p>
     <w:p>
@@ -5145,6 +4495,107 @@
           <w:szCs w:val="24"/>
         </w:rPr>
       </w:pPr>
+    </w:p>
+    <w:p>
+      <w:pPr>
+        <w:pStyle w:val="Ttulo3"/>
+        <w:rPr>
+          <w:b/>
+          <w:bCs/>
+          <w:sz w:val="36"/>
+          <w:szCs w:val="36"/>
+        </w:rPr>
+      </w:pPr>
+      <w:r>
+        <w:rPr>
+          <w:b/>
+          <w:bCs/>
+          <w:sz w:val="36"/>
+          <w:szCs w:val="36"/>
+        </w:rPr>
+        <w:t>13</w:t>
+      </w:r>
+      <w:r>
+        <w:rPr>
+          <w:b/>
+          <w:bCs/>
+          <w:sz w:val="36"/>
+          <w:szCs w:val="36"/>
+        </w:rPr>
+        <w:t>.</w:t>
+      </w:r>
+      <w:r>
+        <w:rPr>
+          <w:b/>
+          <w:bCs/>
+          <w:sz w:val="36"/>
+          <w:szCs w:val="36"/>
+        </w:rPr>
+        <w:t>Conclusión individual</w:t>
+      </w:r>
+    </w:p>
+    <w:p>
+      <w:pPr>
+        <w:pStyle w:val="NormalWeb"/>
+        <w:rPr>
+          <w:rFonts w:ascii="Arial" w:hAnsi="Arial" w:cs="Arial"/>
+        </w:rPr>
+      </w:pPr>
+      <w:r>
+        <w:rPr>
+          <w:rFonts w:ascii="Arial" w:hAnsi="Arial" w:cs="Arial"/>
+        </w:rPr>
+        <w:t>Juan Pablo Correa Rave</w:t>
+      </w:r>
+    </w:p>
+    <w:p>
+      <w:pPr>
+        <w:pStyle w:val="NormalWeb"/>
+        <w:rPr>
+          <w:rFonts w:ascii="Arial" w:hAnsi="Arial" w:cs="Arial"/>
+        </w:rPr>
+      </w:pPr>
+      <w:r>
+        <w:rPr>
+          <w:rFonts w:ascii="Arial" w:hAnsi="Arial" w:cs="Arial"/>
+        </w:rPr>
+        <w:t>Participar en el diseño de la Red Social Pascualina me ayudó a entender lo importante que es pensar muy bien cómo se va a organizar la información antes de ponerse a hacer cualquier cosa en el computador. Al inicio uno cree que hacer una base de datos es solo crear tablas con nombres, pero al ir haciendo el ejercicio me di cuenta de que hay que ponerse en los zapatos del usuario para entender cómo interactúa con la aplicación.</w:t>
+      </w:r>
+    </w:p>
+    <w:p>
+      <w:pPr>
+        <w:pStyle w:val="NormalWeb"/>
+        <w:rPr>
+          <w:rFonts w:ascii="Arial" w:hAnsi="Arial" w:cs="Arial"/>
+        </w:rPr>
+      </w:pPr>
+      <w:r>
+        <w:rPr>
+          <w:rFonts w:ascii="Arial" w:hAnsi="Arial" w:cs="Arial"/>
+        </w:rPr>
+        <w:t xml:space="preserve">Lo que más me llamó la atención fue ver cómo cosas que uno usa todos los días en redes sociales reales como enviarle una solicitud a alguien, seguir a una persona o </w:t>
+      </w:r>
+      <w:r>
+        <w:rPr>
+          <w:rFonts w:ascii="Arial" w:hAnsi="Arial" w:cs="Arial"/>
+        </w:rPr>
+        <w:lastRenderedPageBreak/>
+        <w:t>mandar un mensaje en un grupo tienen un fondo detrás bastante detallado. Me pareció muy interesante entender por qué un chat no es lo mismo que un mensaje, o por qué seguir a alguien no significa automáticamente que ya sean amigos dentro de la plataforma.</w:t>
+      </w:r>
+    </w:p>
+    <w:p>
+      <w:pPr>
+        <w:pStyle w:val="NormalWeb"/>
+        <w:rPr>
+          <w:rFonts w:ascii="Arial" w:hAnsi="Arial" w:cs="Arial"/>
+        </w:rPr>
+      </w:pPr>
+      <w:r>
+        <w:rPr>
+          <w:rFonts w:ascii="Arial" w:hAnsi="Arial" w:cs="Arial"/>
+        </w:rPr>
+        <w:t>En lo personal, esta actividad me sirvió para perderle el miedo a la parte de diseño y darme cuenta de que el trabajo en equipo es clave para no pasar por alto detalles importantes. Siento que me deja una enseñanza muy valiosa para mi carrera, porque me enseñó a ser más analítico y a entender que un buen software depende completamente de qué tan bien planificada esté su base desde el principio.</w:t>
+      </w:r>
     </w:p>
     <w:p>
       <w:pPr>
